--- a/public/assets/files/stacjonarne/IML.docx
+++ b/public/assets/files/stacjonarne/IML.docx
@@ -523,6 +523,7 @@
                 <w:i w:val="0"/>
                 <w:sz w:val="22"/>
               </w:rPr>
+              <w:t>I</w:t>
             </w:r>
           </w:p>
         </w:tc>
@@ -560,6 +561,7 @@
                 <w:i w:val="0"/>
                 <w:sz w:val="22"/>
               </w:rPr>
+              <w:t>specjalizacyjny</w:t>
             </w:r>
           </w:p>
         </w:tc>

--- a/public/assets/files/stacjonarne/IML.docx
+++ b/public/assets/files/stacjonarne/IML.docx
@@ -144,7 +144,7 @@
                 <w:i w:val="0"/>
                 <w:sz w:val="22"/>
               </w:rPr>
-              <w:t>19.02.2026</w:t>
+              <w:t>08.03.2026</w:t>
             </w:r>
           </w:p>
         </w:tc>
@@ -1494,7 +1494,7 @@
                 <w:rFonts w:ascii="Aptos" w:hAnsi="Aptos"/>
                 <w:sz w:val="22"/>
               </w:rPr>
-              <w:t>☐ Egzamin</w:t>
+              <w:t>☑ Egzamin</w:t>
             </w:r>
           </w:p>
         </w:tc>
@@ -1606,10 +1606,9 @@
             <w:r>
               <w:rPr>
                 <w:rFonts w:ascii="Aptos" w:hAnsi="Aptos"/>
-                <w:b w:val="0"/>
-                <w:i w:val="0"/>
                 <w:sz w:val="22"/>
               </w:rPr>
+              <w:t>1. egzamin pisemny</w:t>
             </w:r>
           </w:p>
         </w:tc>
@@ -1743,6 +1742,7 @@
                 <w:i w:val="0"/>
                 <w:sz w:val="22"/>
               </w:rPr>
+              <w:t>Narzędzia Sztucznej Inteligencji</w:t>
             </w:r>
           </w:p>
         </w:tc>
@@ -1832,7 +1832,7 @@
                 <w:rFonts w:ascii="Aptos" w:hAnsi="Aptos"/>
                 <w:sz w:val="22"/>
               </w:rPr>
-              <w:t>Celem przedmiotu jest zaznajomienie studentów z podstawowymi zagadnieniami uczenia maszynowego (w tym elementami uczenia głębokiego), głównie z wykorzystaniem sieci neuronowych (w tym sieci splotowych), a także z metodami programowania wybranych metod oraz praktycznym wykorzystaniem gotowych narzędzi.</w:t>
+              <w:t>Celem przedmiotu jest zaznajomienie studentów z podstawowymi zagadnieniami uczenia maszynowego (w tym elementami uczenia głębokiego), głównie z wykorzystaniem sieci neuronowych (w tym sieci splotowych), a także z metodami programowania wybranych metod oraz praktycznym wykorzystaniem gotowych narzędzi.</w:t>
             </w:r>
           </w:p>
           <w:p>
@@ -2838,2906 +2838,6 @@
           </w:p>
         </w:tc>
       </w:tr>
-      <w:tr>
-        <w:tc>
-          <w:tcPr>
-            <w:tcW w:type="dxa" w:w="680"/>
-          </w:tcPr>
-          <w:p>
-            <w:pPr>
-              <w:spacing w:before="20" w:after="20"/>
-            </w:pPr>
-            <w:r>
-              <w:rPr>
-                <w:rFonts w:ascii="Aptos" w:hAnsi="Aptos"/>
-                <w:b w:val="0"/>
-                <w:i w:val="0"/>
-                <w:sz w:val="22"/>
-              </w:rPr>
-              <w:t>16.</w:t>
-            </w:r>
-          </w:p>
-        </w:tc>
-        <w:tc>
-          <w:tcPr>
-            <w:tcW w:type="dxa" w:w="4536"/>
-          </w:tcPr>
-          <w:p>
-            <w:pPr>
-              <w:spacing w:before="20" w:after="20"/>
-            </w:pPr>
-            <w:r>
-              <w:rPr>
-                <w:rFonts w:ascii="Aptos" w:hAnsi="Aptos"/>
-                <w:b w:val="0"/>
-                <w:i w:val="0"/>
-                <w:sz w:val="22"/>
-              </w:rPr>
-              <w:t>// A. lista dotychczas zaproponowanych metod dydaktycznych; można zaproponować inne.</w:t>
-            </w:r>
-          </w:p>
-        </w:tc>
-        <w:tc>
-          <w:tcPr>
-            <w:tcW w:type="dxa" w:w="4252"/>
-          </w:tcPr>
-          <w:p>
-            <w:pPr>
-              <w:spacing w:before="20" w:after="20"/>
-            </w:pPr>
-            <w:r>
-              <w:rPr>
-                <w:rFonts w:ascii="Aptos" w:hAnsi="Aptos"/>
-                <w:b w:val="0"/>
-                <w:i w:val="0"/>
-                <w:sz w:val="22"/>
-              </w:rPr>
-            </w:r>
-          </w:p>
-        </w:tc>
-      </w:tr>
-      <w:tr>
-        <w:tc>
-          <w:tcPr>
-            <w:tcW w:type="dxa" w:w="680"/>
-          </w:tcPr>
-          <w:p>
-            <w:pPr>
-              <w:spacing w:before="20" w:after="20"/>
-            </w:pPr>
-            <w:r>
-              <w:rPr>
-                <w:rFonts w:ascii="Aptos" w:hAnsi="Aptos"/>
-                <w:b w:val="0"/>
-                <w:i w:val="0"/>
-                <w:sz w:val="22"/>
-              </w:rPr>
-              <w:t>17.</w:t>
-            </w:r>
-          </w:p>
-        </w:tc>
-        <w:tc>
-          <w:tcPr>
-            <w:tcW w:type="dxa" w:w="4536"/>
-          </w:tcPr>
-          <w:p>
-            <w:pPr>
-              <w:spacing w:before="20" w:after="20"/>
-            </w:pPr>
-            <w:r>
-              <w:rPr>
-                <w:rFonts w:ascii="Aptos" w:hAnsi="Aptos"/>
-                <w:b w:val="0"/>
-                <w:i w:val="0"/>
-                <w:sz w:val="22"/>
-              </w:rPr>
-              <w:t>Wykład:</w:t>
-            </w:r>
-          </w:p>
-        </w:tc>
-        <w:tc>
-          <w:tcPr>
-            <w:tcW w:type="dxa" w:w="4252"/>
-          </w:tcPr>
-          <w:p>
-            <w:pPr>
-              <w:spacing w:before="20" w:after="20"/>
-            </w:pPr>
-            <w:r>
-              <w:rPr>
-                <w:rFonts w:ascii="Aptos" w:hAnsi="Aptos"/>
-                <w:b w:val="0"/>
-                <w:i w:val="0"/>
-                <w:sz w:val="22"/>
-              </w:rPr>
-            </w:r>
-          </w:p>
-        </w:tc>
-      </w:tr>
-      <w:tr>
-        <w:tc>
-          <w:tcPr>
-            <w:tcW w:type="dxa" w:w="680"/>
-          </w:tcPr>
-          <w:p>
-            <w:pPr>
-              <w:spacing w:before="20" w:after="20"/>
-            </w:pPr>
-            <w:r>
-              <w:rPr>
-                <w:rFonts w:ascii="Aptos" w:hAnsi="Aptos"/>
-                <w:b w:val="0"/>
-                <w:i w:val="0"/>
-                <w:sz w:val="22"/>
-              </w:rPr>
-              <w:t>18.</w:t>
-            </w:r>
-          </w:p>
-        </w:tc>
-        <w:tc>
-          <w:tcPr>
-            <w:tcW w:type="dxa" w:w="4536"/>
-          </w:tcPr>
-          <w:p>
-            <w:pPr>
-              <w:spacing w:before="20" w:after="20"/>
-            </w:pPr>
-            <w:r>
-              <w:rPr>
-                <w:rFonts w:ascii="Aptos" w:hAnsi="Aptos"/>
-                <w:b w:val="0"/>
-                <w:i w:val="0"/>
-                <w:sz w:val="22"/>
-              </w:rPr>
-              <w:t>wykład</w:t>
-            </w:r>
-          </w:p>
-        </w:tc>
-        <w:tc>
-          <w:tcPr>
-            <w:tcW w:type="dxa" w:w="4252"/>
-          </w:tcPr>
-          <w:p>
-            <w:pPr>
-              <w:spacing w:before="20" w:after="20"/>
-            </w:pPr>
-            <w:r>
-              <w:rPr>
-                <w:rFonts w:ascii="Aptos" w:hAnsi="Aptos"/>
-                <w:b w:val="0"/>
-                <w:i w:val="0"/>
-                <w:sz w:val="22"/>
-              </w:rPr>
-            </w:r>
-          </w:p>
-        </w:tc>
-      </w:tr>
-      <w:tr>
-        <w:tc>
-          <w:tcPr>
-            <w:tcW w:type="dxa" w:w="680"/>
-          </w:tcPr>
-          <w:p>
-            <w:pPr>
-              <w:spacing w:before="20" w:after="20"/>
-            </w:pPr>
-            <w:r>
-              <w:rPr>
-                <w:rFonts w:ascii="Aptos" w:hAnsi="Aptos"/>
-                <w:b w:val="0"/>
-                <w:i w:val="0"/>
-                <w:sz w:val="22"/>
-              </w:rPr>
-              <w:t>19.</w:t>
-            </w:r>
-          </w:p>
-        </w:tc>
-        <w:tc>
-          <w:tcPr>
-            <w:tcW w:type="dxa" w:w="4536"/>
-          </w:tcPr>
-          <w:p>
-            <w:pPr>
-              <w:spacing w:before="20" w:after="20"/>
-            </w:pPr>
-            <w:r>
-              <w:rPr>
-                <w:rFonts w:ascii="Aptos" w:hAnsi="Aptos"/>
-                <w:b w:val="0"/>
-                <w:i w:val="0"/>
-                <w:sz w:val="22"/>
-              </w:rPr>
-              <w:t>wykład konwersatoryjny (z elementami dyskusji)</w:t>
-            </w:r>
-          </w:p>
-        </w:tc>
-        <w:tc>
-          <w:tcPr>
-            <w:tcW w:type="dxa" w:w="4252"/>
-          </w:tcPr>
-          <w:p>
-            <w:pPr>
-              <w:spacing w:before="20" w:after="20"/>
-            </w:pPr>
-            <w:r>
-              <w:rPr>
-                <w:rFonts w:ascii="Aptos" w:hAnsi="Aptos"/>
-                <w:b w:val="0"/>
-                <w:i w:val="0"/>
-                <w:sz w:val="22"/>
-              </w:rPr>
-            </w:r>
-          </w:p>
-        </w:tc>
-      </w:tr>
-      <w:tr>
-        <w:tc>
-          <w:tcPr>
-            <w:tcW w:type="dxa" w:w="680"/>
-          </w:tcPr>
-          <w:p>
-            <w:pPr>
-              <w:spacing w:before="20" w:after="20"/>
-            </w:pPr>
-            <w:r>
-              <w:rPr>
-                <w:rFonts w:ascii="Aptos" w:hAnsi="Aptos"/>
-                <w:b w:val="0"/>
-                <w:i w:val="0"/>
-                <w:sz w:val="22"/>
-              </w:rPr>
-              <w:t>20.</w:t>
-            </w:r>
-          </w:p>
-        </w:tc>
-        <w:tc>
-          <w:tcPr>
-            <w:tcW w:type="dxa" w:w="4536"/>
-          </w:tcPr>
-          <w:p>
-            <w:pPr>
-              <w:spacing w:before="20" w:after="20"/>
-            </w:pPr>
-            <w:r>
-              <w:rPr>
-                <w:rFonts w:ascii="Aptos" w:hAnsi="Aptos"/>
-                <w:b w:val="0"/>
-                <w:i w:val="0"/>
-                <w:sz w:val="22"/>
-              </w:rPr>
-              <w:t>wykład z prezentacją multimedialną</w:t>
-            </w:r>
-          </w:p>
-        </w:tc>
-        <w:tc>
-          <w:tcPr>
-            <w:tcW w:type="dxa" w:w="4252"/>
-          </w:tcPr>
-          <w:p>
-            <w:pPr>
-              <w:spacing w:before="20" w:after="20"/>
-            </w:pPr>
-            <w:r>
-              <w:rPr>
-                <w:rFonts w:ascii="Aptos" w:hAnsi="Aptos"/>
-                <w:b w:val="0"/>
-                <w:i w:val="0"/>
-                <w:sz w:val="22"/>
-              </w:rPr>
-            </w:r>
-          </w:p>
-        </w:tc>
-      </w:tr>
-      <w:tr>
-        <w:tc>
-          <w:tcPr>
-            <w:tcW w:type="dxa" w:w="680"/>
-          </w:tcPr>
-          <w:p>
-            <w:pPr>
-              <w:spacing w:before="20" w:after="20"/>
-            </w:pPr>
-            <w:r>
-              <w:rPr>
-                <w:rFonts w:ascii="Aptos" w:hAnsi="Aptos"/>
-                <w:b w:val="0"/>
-                <w:i w:val="0"/>
-                <w:sz w:val="22"/>
-              </w:rPr>
-              <w:t>21.</w:t>
-            </w:r>
-          </w:p>
-        </w:tc>
-        <w:tc>
-          <w:tcPr>
-            <w:tcW w:type="dxa" w:w="4536"/>
-          </w:tcPr>
-          <w:p>
-            <w:pPr>
-              <w:spacing w:before="20" w:after="20"/>
-            </w:pPr>
-            <w:r>
-              <w:rPr>
-                <w:rFonts w:ascii="Aptos" w:hAnsi="Aptos"/>
-                <w:b w:val="0"/>
-                <w:i w:val="0"/>
-                <w:sz w:val="22"/>
-              </w:rPr>
-              <w:t>wykład z prezentacją oprogramowania</w:t>
-            </w:r>
-          </w:p>
-        </w:tc>
-        <w:tc>
-          <w:tcPr>
-            <w:tcW w:type="dxa" w:w="4252"/>
-          </w:tcPr>
-          <w:p>
-            <w:pPr>
-              <w:spacing w:before="20" w:after="20"/>
-            </w:pPr>
-            <w:r>
-              <w:rPr>
-                <w:rFonts w:ascii="Aptos" w:hAnsi="Aptos"/>
-                <w:b w:val="0"/>
-                <w:i w:val="0"/>
-                <w:sz w:val="22"/>
-              </w:rPr>
-            </w:r>
-          </w:p>
-        </w:tc>
-      </w:tr>
-      <w:tr>
-        <w:tc>
-          <w:tcPr>
-            <w:tcW w:type="dxa" w:w="680"/>
-          </w:tcPr>
-          <w:p>
-            <w:pPr>
-              <w:spacing w:before="20" w:after="20"/>
-            </w:pPr>
-            <w:r>
-              <w:rPr>
-                <w:rFonts w:ascii="Aptos" w:hAnsi="Aptos"/>
-                <w:b w:val="0"/>
-                <w:i w:val="0"/>
-                <w:sz w:val="22"/>
-              </w:rPr>
-              <w:t>22.</w:t>
-            </w:r>
-          </w:p>
-        </w:tc>
-        <w:tc>
-          <w:tcPr>
-            <w:tcW w:type="dxa" w:w="4536"/>
-          </w:tcPr>
-          <w:p>
-            <w:pPr>
-              <w:spacing w:before="20" w:after="20"/>
-            </w:pPr>
-            <w:r>
-              <w:rPr>
-                <w:rFonts w:ascii="Aptos" w:hAnsi="Aptos"/>
-                <w:b w:val="0"/>
-                <w:i w:val="0"/>
-                <w:sz w:val="22"/>
-              </w:rPr>
-              <w:t>warsztaty</w:t>
-            </w:r>
-          </w:p>
-        </w:tc>
-        <w:tc>
-          <w:tcPr>
-            <w:tcW w:type="dxa" w:w="4252"/>
-          </w:tcPr>
-          <w:p>
-            <w:pPr>
-              <w:spacing w:before="20" w:after="20"/>
-            </w:pPr>
-            <w:r>
-              <w:rPr>
-                <w:rFonts w:ascii="Aptos" w:hAnsi="Aptos"/>
-                <w:b w:val="0"/>
-                <w:i w:val="0"/>
-                <w:sz w:val="22"/>
-              </w:rPr>
-            </w:r>
-          </w:p>
-        </w:tc>
-      </w:tr>
-      <w:tr>
-        <w:tc>
-          <w:tcPr>
-            <w:tcW w:type="dxa" w:w="680"/>
-          </w:tcPr>
-          <w:p>
-            <w:pPr>
-              <w:spacing w:before="20" w:after="20"/>
-            </w:pPr>
-            <w:r>
-              <w:rPr>
-                <w:rFonts w:ascii="Aptos" w:hAnsi="Aptos"/>
-                <w:b w:val="0"/>
-                <w:i w:val="0"/>
-                <w:sz w:val="22"/>
-              </w:rPr>
-              <w:t>23.</w:t>
-            </w:r>
-          </w:p>
-        </w:tc>
-        <w:tc>
-          <w:tcPr>
-            <w:tcW w:type="dxa" w:w="4536"/>
-          </w:tcPr>
-          <w:p>
-            <w:pPr>
-              <w:spacing w:before="20" w:after="20"/>
-            </w:pPr>
-            <w:r>
-              <w:rPr>
-                <w:rFonts w:ascii="Aptos" w:hAnsi="Aptos"/>
-                <w:b w:val="0"/>
-                <w:i w:val="0"/>
-                <w:sz w:val="22"/>
-              </w:rPr>
-              <w:t>Ćwiczenia / Laboratorium/Lektorat:</w:t>
-            </w:r>
-          </w:p>
-        </w:tc>
-        <w:tc>
-          <w:tcPr>
-            <w:tcW w:type="dxa" w:w="4252"/>
-          </w:tcPr>
-          <w:p>
-            <w:pPr>
-              <w:spacing w:before="20" w:after="20"/>
-            </w:pPr>
-            <w:r>
-              <w:rPr>
-                <w:rFonts w:ascii="Aptos" w:hAnsi="Aptos"/>
-                <w:b w:val="0"/>
-                <w:i w:val="0"/>
-                <w:sz w:val="22"/>
-              </w:rPr>
-            </w:r>
-          </w:p>
-        </w:tc>
-      </w:tr>
-      <w:tr>
-        <w:tc>
-          <w:tcPr>
-            <w:tcW w:type="dxa" w:w="680"/>
-          </w:tcPr>
-          <w:p>
-            <w:pPr>
-              <w:spacing w:before="20" w:after="20"/>
-            </w:pPr>
-            <w:r>
-              <w:rPr>
-                <w:rFonts w:ascii="Aptos" w:hAnsi="Aptos"/>
-                <w:b w:val="0"/>
-                <w:i w:val="0"/>
-                <w:sz w:val="22"/>
-              </w:rPr>
-              <w:t>24.</w:t>
-            </w:r>
-          </w:p>
-        </w:tc>
-        <w:tc>
-          <w:tcPr>
-            <w:tcW w:type="dxa" w:w="4536"/>
-          </w:tcPr>
-          <w:p>
-            <w:pPr>
-              <w:spacing w:before="20" w:after="20"/>
-            </w:pPr>
-            <w:r>
-              <w:rPr>
-                <w:rFonts w:ascii="Aptos" w:hAnsi="Aptos"/>
-                <w:b w:val="0"/>
-                <w:i w:val="0"/>
-                <w:sz w:val="22"/>
-              </w:rPr>
-              <w:t>analiza tekstów z dyskusją</w:t>
-            </w:r>
-          </w:p>
-        </w:tc>
-        <w:tc>
-          <w:tcPr>
-            <w:tcW w:type="dxa" w:w="4252"/>
-          </w:tcPr>
-          <w:p>
-            <w:pPr>
-              <w:spacing w:before="20" w:after="20"/>
-            </w:pPr>
-            <w:r>
-              <w:rPr>
-                <w:rFonts w:ascii="Aptos" w:hAnsi="Aptos"/>
-                <w:b w:val="0"/>
-                <w:i w:val="0"/>
-                <w:sz w:val="22"/>
-              </w:rPr>
-            </w:r>
-          </w:p>
-        </w:tc>
-      </w:tr>
-      <w:tr>
-        <w:tc>
-          <w:tcPr>
-            <w:tcW w:type="dxa" w:w="680"/>
-          </w:tcPr>
-          <w:p>
-            <w:pPr>
-              <w:spacing w:before="20" w:after="20"/>
-            </w:pPr>
-            <w:r>
-              <w:rPr>
-                <w:rFonts w:ascii="Aptos" w:hAnsi="Aptos"/>
-                <w:b w:val="0"/>
-                <w:i w:val="0"/>
-                <w:sz w:val="22"/>
-              </w:rPr>
-              <w:t>25.</w:t>
-            </w:r>
-          </w:p>
-        </w:tc>
-        <w:tc>
-          <w:tcPr>
-            <w:tcW w:type="dxa" w:w="4536"/>
-          </w:tcPr>
-          <w:p>
-            <w:pPr>
-              <w:spacing w:before="20" w:after="20"/>
-            </w:pPr>
-            <w:r>
-              <w:rPr>
-                <w:rFonts w:ascii="Aptos" w:hAnsi="Aptos"/>
-                <w:b w:val="0"/>
-                <w:i w:val="0"/>
-                <w:sz w:val="22"/>
-              </w:rPr>
-              <w:t>metoda projektów (projekt praktyczny)</w:t>
-            </w:r>
-          </w:p>
-        </w:tc>
-        <w:tc>
-          <w:tcPr>
-            <w:tcW w:type="dxa" w:w="4252"/>
-          </w:tcPr>
-          <w:p>
-            <w:pPr>
-              <w:spacing w:before="20" w:after="20"/>
-            </w:pPr>
-            <w:r>
-              <w:rPr>
-                <w:rFonts w:ascii="Aptos" w:hAnsi="Aptos"/>
-                <w:b w:val="0"/>
-                <w:i w:val="0"/>
-                <w:sz w:val="22"/>
-              </w:rPr>
-            </w:r>
-          </w:p>
-        </w:tc>
-      </w:tr>
-      <w:tr>
-        <w:tc>
-          <w:tcPr>
-            <w:tcW w:type="dxa" w:w="680"/>
-          </w:tcPr>
-          <w:p>
-            <w:pPr>
-              <w:spacing w:before="20" w:after="20"/>
-            </w:pPr>
-            <w:r>
-              <w:rPr>
-                <w:rFonts w:ascii="Aptos" w:hAnsi="Aptos"/>
-                <w:b w:val="0"/>
-                <w:i w:val="0"/>
-                <w:sz w:val="22"/>
-              </w:rPr>
-              <w:t>26.</w:t>
-            </w:r>
-          </w:p>
-        </w:tc>
-        <w:tc>
-          <w:tcPr>
-            <w:tcW w:type="dxa" w:w="4536"/>
-          </w:tcPr>
-          <w:p>
-            <w:pPr>
-              <w:spacing w:before="20" w:after="20"/>
-            </w:pPr>
-            <w:r>
-              <w:rPr>
-                <w:rFonts w:ascii="Aptos" w:hAnsi="Aptos"/>
-                <w:b w:val="0"/>
-                <w:i w:val="0"/>
-                <w:sz w:val="22"/>
-              </w:rPr>
-              <w:t>praca w grupach</w:t>
-            </w:r>
-          </w:p>
-        </w:tc>
-        <w:tc>
-          <w:tcPr>
-            <w:tcW w:type="dxa" w:w="4252"/>
-          </w:tcPr>
-          <w:p>
-            <w:pPr>
-              <w:spacing w:before="20" w:after="20"/>
-            </w:pPr>
-            <w:r>
-              <w:rPr>
-                <w:rFonts w:ascii="Aptos" w:hAnsi="Aptos"/>
-                <w:b w:val="0"/>
-                <w:i w:val="0"/>
-                <w:sz w:val="22"/>
-              </w:rPr>
-            </w:r>
-          </w:p>
-        </w:tc>
-      </w:tr>
-      <w:tr>
-        <w:tc>
-          <w:tcPr>
-            <w:tcW w:type="dxa" w:w="680"/>
-          </w:tcPr>
-          <w:p>
-            <w:pPr>
-              <w:spacing w:before="20" w:after="20"/>
-            </w:pPr>
-            <w:r>
-              <w:rPr>
-                <w:rFonts w:ascii="Aptos" w:hAnsi="Aptos"/>
-                <w:b w:val="0"/>
-                <w:i w:val="0"/>
-                <w:sz w:val="22"/>
-              </w:rPr>
-              <w:t>27.</w:t>
-            </w:r>
-          </w:p>
-        </w:tc>
-        <w:tc>
-          <w:tcPr>
-            <w:tcW w:type="dxa" w:w="4536"/>
-          </w:tcPr>
-          <w:p>
-            <w:pPr>
-              <w:spacing w:before="20" w:after="20"/>
-            </w:pPr>
-            <w:r>
-              <w:rPr>
-                <w:rFonts w:ascii="Aptos" w:hAnsi="Aptos"/>
-                <w:b w:val="0"/>
-                <w:i w:val="0"/>
-                <w:sz w:val="22"/>
-              </w:rPr>
-              <w:t>dyskusja</w:t>
-            </w:r>
-          </w:p>
-        </w:tc>
-        <w:tc>
-          <w:tcPr>
-            <w:tcW w:type="dxa" w:w="4252"/>
-          </w:tcPr>
-          <w:p>
-            <w:pPr>
-              <w:spacing w:before="20" w:after="20"/>
-            </w:pPr>
-            <w:r>
-              <w:rPr>
-                <w:rFonts w:ascii="Aptos" w:hAnsi="Aptos"/>
-                <w:b w:val="0"/>
-                <w:i w:val="0"/>
-                <w:sz w:val="22"/>
-              </w:rPr>
-            </w:r>
-          </w:p>
-        </w:tc>
-      </w:tr>
-      <w:tr>
-        <w:tc>
-          <w:tcPr>
-            <w:tcW w:type="dxa" w:w="680"/>
-          </w:tcPr>
-          <w:p>
-            <w:pPr>
-              <w:spacing w:before="20" w:after="20"/>
-            </w:pPr>
-            <w:r>
-              <w:rPr>
-                <w:rFonts w:ascii="Aptos" w:hAnsi="Aptos"/>
-                <w:b w:val="0"/>
-                <w:i w:val="0"/>
-                <w:sz w:val="22"/>
-              </w:rPr>
-              <w:t>28.</w:t>
-            </w:r>
-          </w:p>
-        </w:tc>
-        <w:tc>
-          <w:tcPr>
-            <w:tcW w:type="dxa" w:w="4536"/>
-          </w:tcPr>
-          <w:p>
-            <w:pPr>
-              <w:spacing w:before="20" w:after="20"/>
-            </w:pPr>
-            <w:r>
-              <w:rPr>
-                <w:rFonts w:ascii="Aptos" w:hAnsi="Aptos"/>
-                <w:b w:val="0"/>
-                <w:i w:val="0"/>
-                <w:sz w:val="22"/>
-              </w:rPr>
-              <w:t>rozwiązywanie zadań</w:t>
-            </w:r>
-          </w:p>
-        </w:tc>
-        <w:tc>
-          <w:tcPr>
-            <w:tcW w:type="dxa" w:w="4252"/>
-          </w:tcPr>
-          <w:p>
-            <w:pPr>
-              <w:spacing w:before="20" w:after="20"/>
-            </w:pPr>
-            <w:r>
-              <w:rPr>
-                <w:rFonts w:ascii="Aptos" w:hAnsi="Aptos"/>
-                <w:b w:val="0"/>
-                <w:i w:val="0"/>
-                <w:sz w:val="22"/>
-              </w:rPr>
-            </w:r>
-          </w:p>
-        </w:tc>
-      </w:tr>
-      <w:tr>
-        <w:tc>
-          <w:tcPr>
-            <w:tcW w:type="dxa" w:w="680"/>
-          </w:tcPr>
-          <w:p>
-            <w:pPr>
-              <w:spacing w:before="20" w:after="20"/>
-            </w:pPr>
-            <w:r>
-              <w:rPr>
-                <w:rFonts w:ascii="Aptos" w:hAnsi="Aptos"/>
-                <w:b w:val="0"/>
-                <w:i w:val="0"/>
-                <w:sz w:val="22"/>
-              </w:rPr>
-              <w:t>29.</w:t>
-            </w:r>
-          </w:p>
-        </w:tc>
-        <w:tc>
-          <w:tcPr>
-            <w:tcW w:type="dxa" w:w="4536"/>
-          </w:tcPr>
-          <w:p>
-            <w:pPr>
-              <w:spacing w:before="20" w:after="20"/>
-            </w:pPr>
-            <w:r>
-              <w:rPr>
-                <w:rFonts w:ascii="Aptos" w:hAnsi="Aptos"/>
-                <w:b w:val="0"/>
-                <w:i w:val="0"/>
-                <w:sz w:val="22"/>
-              </w:rPr>
-              <w:t>burza mózgów</w:t>
-            </w:r>
-          </w:p>
-        </w:tc>
-        <w:tc>
-          <w:tcPr>
-            <w:tcW w:type="dxa" w:w="4252"/>
-          </w:tcPr>
-          <w:p>
-            <w:pPr>
-              <w:spacing w:before="20" w:after="20"/>
-            </w:pPr>
-            <w:r>
-              <w:rPr>
-                <w:rFonts w:ascii="Aptos" w:hAnsi="Aptos"/>
-                <w:b w:val="0"/>
-                <w:i w:val="0"/>
-                <w:sz w:val="22"/>
-              </w:rPr>
-            </w:r>
-          </w:p>
-        </w:tc>
-      </w:tr>
-      <w:tr>
-        <w:tc>
-          <w:tcPr>
-            <w:tcW w:type="dxa" w:w="680"/>
-          </w:tcPr>
-          <w:p>
-            <w:pPr>
-              <w:spacing w:before="20" w:after="20"/>
-            </w:pPr>
-            <w:r>
-              <w:rPr>
-                <w:rFonts w:ascii="Aptos" w:hAnsi="Aptos"/>
-                <w:b w:val="0"/>
-                <w:i w:val="0"/>
-                <w:sz w:val="22"/>
-              </w:rPr>
-              <w:t>30.</w:t>
-            </w:r>
-          </w:p>
-        </w:tc>
-        <w:tc>
-          <w:tcPr>
-            <w:tcW w:type="dxa" w:w="4536"/>
-          </w:tcPr>
-          <w:p>
-            <w:pPr>
-              <w:spacing w:before="20" w:after="20"/>
-            </w:pPr>
-            <w:r>
-              <w:rPr>
-                <w:rFonts w:ascii="Aptos" w:hAnsi="Aptos"/>
-                <w:b w:val="0"/>
-                <w:i w:val="0"/>
-                <w:sz w:val="22"/>
-              </w:rPr>
-              <w:t>mind map</w:t>
-            </w:r>
-          </w:p>
-        </w:tc>
-        <w:tc>
-          <w:tcPr>
-            <w:tcW w:type="dxa" w:w="4252"/>
-          </w:tcPr>
-          <w:p>
-            <w:pPr>
-              <w:spacing w:before="20" w:after="20"/>
-            </w:pPr>
-            <w:r>
-              <w:rPr>
-                <w:rFonts w:ascii="Aptos" w:hAnsi="Aptos"/>
-                <w:b w:val="0"/>
-                <w:i w:val="0"/>
-                <w:sz w:val="22"/>
-              </w:rPr>
-            </w:r>
-          </w:p>
-        </w:tc>
-      </w:tr>
-      <w:tr>
-        <w:tc>
-          <w:tcPr>
-            <w:tcW w:type="dxa" w:w="680"/>
-          </w:tcPr>
-          <w:p>
-            <w:pPr>
-              <w:spacing w:before="20" w:after="20"/>
-            </w:pPr>
-            <w:r>
-              <w:rPr>
-                <w:rFonts w:ascii="Aptos" w:hAnsi="Aptos"/>
-                <w:b w:val="0"/>
-                <w:i w:val="0"/>
-                <w:sz w:val="22"/>
-              </w:rPr>
-              <w:t>31.</w:t>
-            </w:r>
-          </w:p>
-        </w:tc>
-        <w:tc>
-          <w:tcPr>
-            <w:tcW w:type="dxa" w:w="4536"/>
-          </w:tcPr>
-          <w:p>
-            <w:pPr>
-              <w:spacing w:before="20" w:after="20"/>
-            </w:pPr>
-            <w:r>
-              <w:rPr>
-                <w:rFonts w:ascii="Aptos" w:hAnsi="Aptos"/>
-                <w:b w:val="0"/>
-                <w:i w:val="0"/>
-                <w:sz w:val="22"/>
-              </w:rPr>
-              <w:t>puzzle learning</w:t>
-            </w:r>
-          </w:p>
-        </w:tc>
-        <w:tc>
-          <w:tcPr>
-            <w:tcW w:type="dxa" w:w="4252"/>
-          </w:tcPr>
-          <w:p>
-            <w:pPr>
-              <w:spacing w:before="20" w:after="20"/>
-            </w:pPr>
-            <w:r>
-              <w:rPr>
-                <w:rFonts w:ascii="Aptos" w:hAnsi="Aptos"/>
-                <w:b w:val="0"/>
-                <w:i w:val="0"/>
-                <w:sz w:val="22"/>
-              </w:rPr>
-            </w:r>
-          </w:p>
-        </w:tc>
-      </w:tr>
-      <w:tr>
-        <w:tc>
-          <w:tcPr>
-            <w:tcW w:type="dxa" w:w="680"/>
-          </w:tcPr>
-          <w:p>
-            <w:pPr>
-              <w:spacing w:before="20" w:after="20"/>
-            </w:pPr>
-            <w:r>
-              <w:rPr>
-                <w:rFonts w:ascii="Aptos" w:hAnsi="Aptos"/>
-                <w:b w:val="0"/>
-                <w:i w:val="0"/>
-                <w:sz w:val="22"/>
-              </w:rPr>
-              <w:t>32.</w:t>
-            </w:r>
-          </w:p>
-        </w:tc>
-        <w:tc>
-          <w:tcPr>
-            <w:tcW w:type="dxa" w:w="4536"/>
-          </w:tcPr>
-          <w:p>
-            <w:pPr>
-              <w:spacing w:before="20" w:after="20"/>
-            </w:pPr>
-            <w:r>
-              <w:rPr>
-                <w:rFonts w:ascii="Aptos" w:hAnsi="Aptos"/>
-                <w:b w:val="0"/>
-                <w:i w:val="0"/>
-                <w:sz w:val="22"/>
-              </w:rPr>
-              <w:t>studia przypadków z bazy studiów przypadków opracowanych przez firmy MŚP lub będące efektem staży</w:t>
-            </w:r>
-          </w:p>
-        </w:tc>
-        <w:tc>
-          <w:tcPr>
-            <w:tcW w:type="dxa" w:w="4252"/>
-          </w:tcPr>
-          <w:p>
-            <w:pPr>
-              <w:spacing w:before="20" w:after="20"/>
-            </w:pPr>
-            <w:r>
-              <w:rPr>
-                <w:rFonts w:ascii="Aptos" w:hAnsi="Aptos"/>
-                <w:b w:val="0"/>
-                <w:i w:val="0"/>
-                <w:sz w:val="22"/>
-              </w:rPr>
-            </w:r>
-          </w:p>
-        </w:tc>
-      </w:tr>
-      <w:tr>
-        <w:tc>
-          <w:tcPr>
-            <w:tcW w:type="dxa" w:w="680"/>
-          </w:tcPr>
-          <w:p>
-            <w:pPr>
-              <w:spacing w:before="20" w:after="20"/>
-            </w:pPr>
-            <w:r>
-              <w:rPr>
-                <w:rFonts w:ascii="Aptos" w:hAnsi="Aptos"/>
-                <w:b w:val="0"/>
-                <w:i w:val="0"/>
-                <w:sz w:val="22"/>
-              </w:rPr>
-              <w:t>33.</w:t>
-            </w:r>
-          </w:p>
-        </w:tc>
-        <w:tc>
-          <w:tcPr>
-            <w:tcW w:type="dxa" w:w="4536"/>
-          </w:tcPr>
-          <w:p>
-            <w:pPr>
-              <w:spacing w:before="20" w:after="20"/>
-            </w:pPr>
-            <w:r>
-              <w:rPr>
-                <w:rFonts w:ascii="Aptos" w:hAnsi="Aptos"/>
-                <w:b w:val="0"/>
-                <w:i w:val="0"/>
-                <w:sz w:val="22"/>
-              </w:rPr>
-              <w:t>praca grupowa nad projektem z wykorzystaniem nowoczesnych technik informatycznych</w:t>
-            </w:r>
-          </w:p>
-        </w:tc>
-        <w:tc>
-          <w:tcPr>
-            <w:tcW w:type="dxa" w:w="4252"/>
-          </w:tcPr>
-          <w:p>
-            <w:pPr>
-              <w:spacing w:before="20" w:after="20"/>
-            </w:pPr>
-            <w:r>
-              <w:rPr>
-                <w:rFonts w:ascii="Aptos" w:hAnsi="Aptos"/>
-                <w:b w:val="0"/>
-                <w:i w:val="0"/>
-                <w:sz w:val="22"/>
-              </w:rPr>
-            </w:r>
-          </w:p>
-        </w:tc>
-      </w:tr>
-      <w:tr>
-        <w:tc>
-          <w:tcPr>
-            <w:tcW w:type="dxa" w:w="680"/>
-          </w:tcPr>
-          <w:p>
-            <w:pPr>
-              <w:spacing w:before="20" w:after="20"/>
-            </w:pPr>
-            <w:r>
-              <w:rPr>
-                <w:rFonts w:ascii="Aptos" w:hAnsi="Aptos"/>
-                <w:b w:val="0"/>
-                <w:i w:val="0"/>
-                <w:sz w:val="22"/>
-              </w:rPr>
-              <w:t>34.</w:t>
-            </w:r>
-          </w:p>
-        </w:tc>
-        <w:tc>
-          <w:tcPr>
-            <w:tcW w:type="dxa" w:w="4536"/>
-          </w:tcPr>
-          <w:p>
-            <w:pPr>
-              <w:spacing w:before="20" w:after="20"/>
-            </w:pPr>
-            <w:r>
-              <w:rPr>
-                <w:rFonts w:ascii="Aptos" w:hAnsi="Aptos"/>
-                <w:b w:val="0"/>
-                <w:i w:val="0"/>
-                <w:sz w:val="22"/>
-              </w:rPr>
-              <w:t>warsztaty</w:t>
-            </w:r>
-          </w:p>
-        </w:tc>
-        <w:tc>
-          <w:tcPr>
-            <w:tcW w:type="dxa" w:w="4252"/>
-          </w:tcPr>
-          <w:p>
-            <w:pPr>
-              <w:spacing w:before="20" w:after="20"/>
-            </w:pPr>
-            <w:r>
-              <w:rPr>
-                <w:rFonts w:ascii="Aptos" w:hAnsi="Aptos"/>
-                <w:b w:val="0"/>
-                <w:i w:val="0"/>
-                <w:sz w:val="22"/>
-              </w:rPr>
-            </w:r>
-          </w:p>
-        </w:tc>
-      </w:tr>
-      <w:tr>
-        <w:tc>
-          <w:tcPr>
-            <w:tcW w:type="dxa" w:w="680"/>
-          </w:tcPr>
-          <w:p>
-            <w:pPr>
-              <w:spacing w:before="20" w:after="20"/>
-            </w:pPr>
-            <w:r>
-              <w:rPr>
-                <w:rFonts w:ascii="Aptos" w:hAnsi="Aptos"/>
-                <w:b w:val="0"/>
-                <w:i w:val="0"/>
-                <w:sz w:val="22"/>
-              </w:rPr>
-              <w:t>35.</w:t>
-            </w:r>
-          </w:p>
-        </w:tc>
-        <w:tc>
-          <w:tcPr>
-            <w:tcW w:type="dxa" w:w="4536"/>
-          </w:tcPr>
-          <w:p>
-            <w:pPr>
-              <w:spacing w:before="20" w:after="20"/>
-            </w:pPr>
-            <w:r>
-              <w:rPr>
-                <w:rFonts w:ascii="Aptos" w:hAnsi="Aptos"/>
-                <w:b w:val="0"/>
-                <w:i w:val="0"/>
-                <w:sz w:val="22"/>
-              </w:rPr>
-              <w:t>// B. lista dotychczas zaproponowanych metod weryfikacji; można zaproponować inne.</w:t>
-            </w:r>
-          </w:p>
-        </w:tc>
-        <w:tc>
-          <w:tcPr>
-            <w:tcW w:type="dxa" w:w="4252"/>
-          </w:tcPr>
-          <w:p>
-            <w:pPr>
-              <w:spacing w:before="20" w:after="20"/>
-            </w:pPr>
-            <w:r>
-              <w:rPr>
-                <w:rFonts w:ascii="Aptos" w:hAnsi="Aptos"/>
-                <w:b w:val="0"/>
-                <w:i w:val="0"/>
-                <w:sz w:val="22"/>
-              </w:rPr>
-            </w:r>
-          </w:p>
-        </w:tc>
-      </w:tr>
-      <w:tr>
-        <w:tc>
-          <w:tcPr>
-            <w:tcW w:type="dxa" w:w="680"/>
-          </w:tcPr>
-          <w:p>
-            <w:pPr>
-              <w:spacing w:before="20" w:after="20"/>
-            </w:pPr>
-            <w:r>
-              <w:rPr>
-                <w:rFonts w:ascii="Aptos" w:hAnsi="Aptos"/>
-                <w:b w:val="0"/>
-                <w:i w:val="0"/>
-                <w:sz w:val="22"/>
-              </w:rPr>
-              <w:t>36.</w:t>
-            </w:r>
-          </w:p>
-        </w:tc>
-        <w:tc>
-          <w:tcPr>
-            <w:tcW w:type="dxa" w:w="4536"/>
-          </w:tcPr>
-          <w:p>
-            <w:pPr>
-              <w:spacing w:before="20" w:after="20"/>
-            </w:pPr>
-            <w:r>
-              <w:rPr>
-                <w:rFonts w:ascii="Aptos" w:hAnsi="Aptos"/>
-                <w:b w:val="0"/>
-                <w:i w:val="0"/>
-                <w:sz w:val="22"/>
-              </w:rPr>
-              <w:t>sprawdziany wstępne „wejściówki”</w:t>
-            </w:r>
-          </w:p>
-        </w:tc>
-        <w:tc>
-          <w:tcPr>
-            <w:tcW w:type="dxa" w:w="4252"/>
-          </w:tcPr>
-          <w:p>
-            <w:pPr>
-              <w:spacing w:before="20" w:after="20"/>
-            </w:pPr>
-            <w:r>
-              <w:rPr>
-                <w:rFonts w:ascii="Aptos" w:hAnsi="Aptos"/>
-                <w:b w:val="0"/>
-                <w:i w:val="0"/>
-                <w:sz w:val="22"/>
-              </w:rPr>
-            </w:r>
-          </w:p>
-        </w:tc>
-      </w:tr>
-      <w:tr>
-        <w:tc>
-          <w:tcPr>
-            <w:tcW w:type="dxa" w:w="680"/>
-          </w:tcPr>
-          <w:p>
-            <w:pPr>
-              <w:spacing w:before="20" w:after="20"/>
-            </w:pPr>
-            <w:r>
-              <w:rPr>
-                <w:rFonts w:ascii="Aptos" w:hAnsi="Aptos"/>
-                <w:b w:val="0"/>
-                <w:i w:val="0"/>
-                <w:sz w:val="22"/>
-              </w:rPr>
-              <w:t>37.</w:t>
-            </w:r>
-          </w:p>
-        </w:tc>
-        <w:tc>
-          <w:tcPr>
-            <w:tcW w:type="dxa" w:w="4536"/>
-          </w:tcPr>
-          <w:p>
-            <w:pPr>
-              <w:spacing w:before="20" w:after="20"/>
-            </w:pPr>
-            <w:r>
-              <w:rPr>
-                <w:rFonts w:ascii="Aptos" w:hAnsi="Aptos"/>
-                <w:b w:val="0"/>
-                <w:i w:val="0"/>
-                <w:sz w:val="22"/>
-              </w:rPr>
-              <w:t>kolokwium</w:t>
-            </w:r>
-          </w:p>
-        </w:tc>
-        <w:tc>
-          <w:tcPr>
-            <w:tcW w:type="dxa" w:w="4252"/>
-          </w:tcPr>
-          <w:p>
-            <w:pPr>
-              <w:spacing w:before="20" w:after="20"/>
-            </w:pPr>
-            <w:r>
-              <w:rPr>
-                <w:rFonts w:ascii="Aptos" w:hAnsi="Aptos"/>
-                <w:b w:val="0"/>
-                <w:i w:val="0"/>
-                <w:sz w:val="22"/>
-              </w:rPr>
-            </w:r>
-          </w:p>
-        </w:tc>
-      </w:tr>
-      <w:tr>
-        <w:tc>
-          <w:tcPr>
-            <w:tcW w:type="dxa" w:w="680"/>
-          </w:tcPr>
-          <w:p>
-            <w:pPr>
-              <w:spacing w:before="20" w:after="20"/>
-            </w:pPr>
-            <w:r>
-              <w:rPr>
-                <w:rFonts w:ascii="Aptos" w:hAnsi="Aptos"/>
-                <w:b w:val="0"/>
-                <w:i w:val="0"/>
-                <w:sz w:val="22"/>
-              </w:rPr>
-              <w:t>38.</w:t>
-            </w:r>
-          </w:p>
-        </w:tc>
-        <w:tc>
-          <w:tcPr>
-            <w:tcW w:type="dxa" w:w="4536"/>
-          </w:tcPr>
-          <w:p>
-            <w:pPr>
-              <w:spacing w:before="20" w:after="20"/>
-            </w:pPr>
-            <w:r>
-              <w:rPr>
-                <w:rFonts w:ascii="Aptos" w:hAnsi="Aptos"/>
-                <w:b w:val="0"/>
-                <w:i w:val="0"/>
-                <w:sz w:val="22"/>
-              </w:rPr>
-              <w:t>kolokwium końcowe</w:t>
-            </w:r>
-          </w:p>
-        </w:tc>
-        <w:tc>
-          <w:tcPr>
-            <w:tcW w:type="dxa" w:w="4252"/>
-          </w:tcPr>
-          <w:p>
-            <w:pPr>
-              <w:spacing w:before="20" w:after="20"/>
-            </w:pPr>
-            <w:r>
-              <w:rPr>
-                <w:rFonts w:ascii="Aptos" w:hAnsi="Aptos"/>
-                <w:b w:val="0"/>
-                <w:i w:val="0"/>
-                <w:sz w:val="22"/>
-              </w:rPr>
-            </w:r>
-          </w:p>
-        </w:tc>
-      </w:tr>
-      <w:tr>
-        <w:tc>
-          <w:tcPr>
-            <w:tcW w:type="dxa" w:w="680"/>
-          </w:tcPr>
-          <w:p>
-            <w:pPr>
-              <w:spacing w:before="20" w:after="20"/>
-            </w:pPr>
-            <w:r>
-              <w:rPr>
-                <w:rFonts w:ascii="Aptos" w:hAnsi="Aptos"/>
-                <w:b w:val="0"/>
-                <w:i w:val="0"/>
-                <w:sz w:val="22"/>
-              </w:rPr>
-              <w:t>39.</w:t>
-            </w:r>
-          </w:p>
-        </w:tc>
-        <w:tc>
-          <w:tcPr>
-            <w:tcW w:type="dxa" w:w="4536"/>
-          </w:tcPr>
-          <w:p>
-            <w:pPr>
-              <w:spacing w:before="20" w:after="20"/>
-            </w:pPr>
-            <w:r>
-              <w:rPr>
-                <w:rFonts w:ascii="Aptos" w:hAnsi="Aptos"/>
-                <w:b w:val="0"/>
-                <w:i w:val="0"/>
-                <w:sz w:val="22"/>
-              </w:rPr>
-              <w:t>egzamin pisemny</w:t>
-            </w:r>
-          </w:p>
-        </w:tc>
-        <w:tc>
-          <w:tcPr>
-            <w:tcW w:type="dxa" w:w="4252"/>
-          </w:tcPr>
-          <w:p>
-            <w:pPr>
-              <w:spacing w:before="20" w:after="20"/>
-            </w:pPr>
-            <w:r>
-              <w:rPr>
-                <w:rFonts w:ascii="Aptos" w:hAnsi="Aptos"/>
-                <w:b w:val="0"/>
-                <w:i w:val="0"/>
-                <w:sz w:val="22"/>
-              </w:rPr>
-            </w:r>
-          </w:p>
-        </w:tc>
-      </w:tr>
-      <w:tr>
-        <w:tc>
-          <w:tcPr>
-            <w:tcW w:type="dxa" w:w="680"/>
-          </w:tcPr>
-          <w:p>
-            <w:pPr>
-              <w:spacing w:before="20" w:after="20"/>
-            </w:pPr>
-            <w:r>
-              <w:rPr>
-                <w:rFonts w:ascii="Aptos" w:hAnsi="Aptos"/>
-                <w:b w:val="0"/>
-                <w:i w:val="0"/>
-                <w:sz w:val="22"/>
-              </w:rPr>
-              <w:t>40.</w:t>
-            </w:r>
-          </w:p>
-        </w:tc>
-        <w:tc>
-          <w:tcPr>
-            <w:tcW w:type="dxa" w:w="4536"/>
-          </w:tcPr>
-          <w:p>
-            <w:pPr>
-              <w:spacing w:before="20" w:after="20"/>
-            </w:pPr>
-            <w:r>
-              <w:rPr>
-                <w:rFonts w:ascii="Aptos" w:hAnsi="Aptos"/>
-                <w:b w:val="0"/>
-                <w:i w:val="0"/>
-                <w:sz w:val="22"/>
-              </w:rPr>
-              <w:t>egzamin pisemny - test wyboru</w:t>
-            </w:r>
-          </w:p>
-        </w:tc>
-        <w:tc>
-          <w:tcPr>
-            <w:tcW w:type="dxa" w:w="4252"/>
-          </w:tcPr>
-          <w:p>
-            <w:pPr>
-              <w:spacing w:before="20" w:after="20"/>
-            </w:pPr>
-            <w:r>
-              <w:rPr>
-                <w:rFonts w:ascii="Aptos" w:hAnsi="Aptos"/>
-                <w:b w:val="0"/>
-                <w:i w:val="0"/>
-                <w:sz w:val="22"/>
-              </w:rPr>
-            </w:r>
-          </w:p>
-        </w:tc>
-      </w:tr>
-      <w:tr>
-        <w:tc>
-          <w:tcPr>
-            <w:tcW w:type="dxa" w:w="680"/>
-          </w:tcPr>
-          <w:p>
-            <w:pPr>
-              <w:spacing w:before="20" w:after="20"/>
-            </w:pPr>
-            <w:r>
-              <w:rPr>
-                <w:rFonts w:ascii="Aptos" w:hAnsi="Aptos"/>
-                <w:b w:val="0"/>
-                <w:i w:val="0"/>
-                <w:sz w:val="22"/>
-              </w:rPr>
-              <w:t>41.</w:t>
-            </w:r>
-          </w:p>
-        </w:tc>
-        <w:tc>
-          <w:tcPr>
-            <w:tcW w:type="dxa" w:w="4536"/>
-          </w:tcPr>
-          <w:p>
-            <w:pPr>
-              <w:spacing w:before="20" w:after="20"/>
-            </w:pPr>
-            <w:r>
-              <w:rPr>
-                <w:rFonts w:ascii="Aptos" w:hAnsi="Aptos"/>
-                <w:b w:val="0"/>
-                <w:i w:val="0"/>
-                <w:sz w:val="22"/>
-              </w:rPr>
-              <w:t>egzamin pisemny - tekst z lukami</w:t>
-            </w:r>
-          </w:p>
-        </w:tc>
-        <w:tc>
-          <w:tcPr>
-            <w:tcW w:type="dxa" w:w="4252"/>
-          </w:tcPr>
-          <w:p>
-            <w:pPr>
-              <w:spacing w:before="20" w:after="20"/>
-            </w:pPr>
-            <w:r>
-              <w:rPr>
-                <w:rFonts w:ascii="Aptos" w:hAnsi="Aptos"/>
-                <w:b w:val="0"/>
-                <w:i w:val="0"/>
-                <w:sz w:val="22"/>
-              </w:rPr>
-            </w:r>
-          </w:p>
-        </w:tc>
-      </w:tr>
-      <w:tr>
-        <w:tc>
-          <w:tcPr>
-            <w:tcW w:type="dxa" w:w="680"/>
-          </w:tcPr>
-          <w:p>
-            <w:pPr>
-              <w:spacing w:before="20" w:after="20"/>
-            </w:pPr>
-            <w:r>
-              <w:rPr>
-                <w:rFonts w:ascii="Aptos" w:hAnsi="Aptos"/>
-                <w:b w:val="0"/>
-                <w:i w:val="0"/>
-                <w:sz w:val="22"/>
-              </w:rPr>
-              <w:t>42.</w:t>
-            </w:r>
-          </w:p>
-        </w:tc>
-        <w:tc>
-          <w:tcPr>
-            <w:tcW w:type="dxa" w:w="4536"/>
-          </w:tcPr>
-          <w:p>
-            <w:pPr>
-              <w:spacing w:before="20" w:after="20"/>
-            </w:pPr>
-            <w:r>
-              <w:rPr>
-                <w:rFonts w:ascii="Aptos" w:hAnsi="Aptos"/>
-                <w:b w:val="0"/>
-                <w:i w:val="0"/>
-                <w:sz w:val="22"/>
-              </w:rPr>
-              <w:t>egzamin pisemny z zadaniami problemowymi</w:t>
-            </w:r>
-          </w:p>
-        </w:tc>
-        <w:tc>
-          <w:tcPr>
-            <w:tcW w:type="dxa" w:w="4252"/>
-          </w:tcPr>
-          <w:p>
-            <w:pPr>
-              <w:spacing w:before="20" w:after="20"/>
-            </w:pPr>
-            <w:r>
-              <w:rPr>
-                <w:rFonts w:ascii="Aptos" w:hAnsi="Aptos"/>
-                <w:b w:val="0"/>
-                <w:i w:val="0"/>
-                <w:sz w:val="22"/>
-              </w:rPr>
-            </w:r>
-          </w:p>
-        </w:tc>
-      </w:tr>
-      <w:tr>
-        <w:tc>
-          <w:tcPr>
-            <w:tcW w:type="dxa" w:w="680"/>
-          </w:tcPr>
-          <w:p>
-            <w:pPr>
-              <w:spacing w:before="20" w:after="20"/>
-            </w:pPr>
-            <w:r>
-              <w:rPr>
-                <w:rFonts w:ascii="Aptos" w:hAnsi="Aptos"/>
-                <w:b w:val="0"/>
-                <w:i w:val="0"/>
-                <w:sz w:val="22"/>
-              </w:rPr>
-              <w:t>43.</w:t>
-            </w:r>
-          </w:p>
-        </w:tc>
-        <w:tc>
-          <w:tcPr>
-            <w:tcW w:type="dxa" w:w="4536"/>
-          </w:tcPr>
-          <w:p>
-            <w:pPr>
-              <w:spacing w:before="20" w:after="20"/>
-            </w:pPr>
-            <w:r>
-              <w:rPr>
-                <w:rFonts w:ascii="Aptos" w:hAnsi="Aptos"/>
-                <w:b w:val="0"/>
-                <w:i w:val="0"/>
-                <w:sz w:val="22"/>
-              </w:rPr>
-              <w:t>egzamin pisemny ze studium przypadku</w:t>
-            </w:r>
-          </w:p>
-        </w:tc>
-        <w:tc>
-          <w:tcPr>
-            <w:tcW w:type="dxa" w:w="4252"/>
-          </w:tcPr>
-          <w:p>
-            <w:pPr>
-              <w:spacing w:before="20" w:after="20"/>
-            </w:pPr>
-            <w:r>
-              <w:rPr>
-                <w:rFonts w:ascii="Aptos" w:hAnsi="Aptos"/>
-                <w:b w:val="0"/>
-                <w:i w:val="0"/>
-                <w:sz w:val="22"/>
-              </w:rPr>
-            </w:r>
-          </w:p>
-        </w:tc>
-      </w:tr>
-      <w:tr>
-        <w:tc>
-          <w:tcPr>
-            <w:tcW w:type="dxa" w:w="680"/>
-          </w:tcPr>
-          <w:p>
-            <w:pPr>
-              <w:spacing w:before="20" w:after="20"/>
-            </w:pPr>
-            <w:r>
-              <w:rPr>
-                <w:rFonts w:ascii="Aptos" w:hAnsi="Aptos"/>
-                <w:b w:val="0"/>
-                <w:i w:val="0"/>
-                <w:sz w:val="22"/>
-              </w:rPr>
-              <w:t>44.</w:t>
-            </w:r>
-          </w:p>
-        </w:tc>
-        <w:tc>
-          <w:tcPr>
-            <w:tcW w:type="dxa" w:w="4536"/>
-          </w:tcPr>
-          <w:p>
-            <w:pPr>
-              <w:spacing w:before="20" w:after="20"/>
-            </w:pPr>
-            <w:r>
-              <w:rPr>
-                <w:rFonts w:ascii="Aptos" w:hAnsi="Aptos"/>
-                <w:b w:val="0"/>
-                <w:i w:val="0"/>
-                <w:sz w:val="22"/>
-              </w:rPr>
-              <w:t>egzamin ustny</w:t>
-            </w:r>
-          </w:p>
-        </w:tc>
-        <w:tc>
-          <w:tcPr>
-            <w:tcW w:type="dxa" w:w="4252"/>
-          </w:tcPr>
-          <w:p>
-            <w:pPr>
-              <w:spacing w:before="20" w:after="20"/>
-            </w:pPr>
-            <w:r>
-              <w:rPr>
-                <w:rFonts w:ascii="Aptos" w:hAnsi="Aptos"/>
-                <w:b w:val="0"/>
-                <w:i w:val="0"/>
-                <w:sz w:val="22"/>
-              </w:rPr>
-            </w:r>
-          </w:p>
-        </w:tc>
-      </w:tr>
-      <w:tr>
-        <w:tc>
-          <w:tcPr>
-            <w:tcW w:type="dxa" w:w="680"/>
-          </w:tcPr>
-          <w:p>
-            <w:pPr>
-              <w:spacing w:before="20" w:after="20"/>
-            </w:pPr>
-            <w:r>
-              <w:rPr>
-                <w:rFonts w:ascii="Aptos" w:hAnsi="Aptos"/>
-                <w:b w:val="0"/>
-                <w:i w:val="0"/>
-                <w:sz w:val="22"/>
-              </w:rPr>
-              <w:t>45.</w:t>
-            </w:r>
-          </w:p>
-        </w:tc>
-        <w:tc>
-          <w:tcPr>
-            <w:tcW w:type="dxa" w:w="4536"/>
-          </w:tcPr>
-          <w:p>
-            <w:pPr>
-              <w:spacing w:before="20" w:after="20"/>
-            </w:pPr>
-            <w:r>
-              <w:rPr>
-                <w:rFonts w:ascii="Aptos" w:hAnsi="Aptos"/>
-                <w:b w:val="0"/>
-                <w:i w:val="0"/>
-                <w:sz w:val="22"/>
-              </w:rPr>
-              <w:t>końcowe sprawozdanie z pracy w zespole</w:t>
-            </w:r>
-          </w:p>
-        </w:tc>
-        <w:tc>
-          <w:tcPr>
-            <w:tcW w:type="dxa" w:w="4252"/>
-          </w:tcPr>
-          <w:p>
-            <w:pPr>
-              <w:spacing w:before="20" w:after="20"/>
-            </w:pPr>
-            <w:r>
-              <w:rPr>
-                <w:rFonts w:ascii="Aptos" w:hAnsi="Aptos"/>
-                <w:b w:val="0"/>
-                <w:i w:val="0"/>
-                <w:sz w:val="22"/>
-              </w:rPr>
-            </w:r>
-          </w:p>
-        </w:tc>
-      </w:tr>
-      <w:tr>
-        <w:tc>
-          <w:tcPr>
-            <w:tcW w:type="dxa" w:w="680"/>
-          </w:tcPr>
-          <w:p>
-            <w:pPr>
-              <w:spacing w:before="20" w:after="20"/>
-            </w:pPr>
-            <w:r>
-              <w:rPr>
-                <w:rFonts w:ascii="Aptos" w:hAnsi="Aptos"/>
-                <w:b w:val="0"/>
-                <w:i w:val="0"/>
-                <w:sz w:val="22"/>
-              </w:rPr>
-              <w:t>46.</w:t>
-            </w:r>
-          </w:p>
-        </w:tc>
-        <w:tc>
-          <w:tcPr>
-            <w:tcW w:type="dxa" w:w="4536"/>
-          </w:tcPr>
-          <w:p>
-            <w:pPr>
-              <w:spacing w:before="20" w:after="20"/>
-            </w:pPr>
-            <w:r>
-              <w:rPr>
-                <w:rFonts w:ascii="Aptos" w:hAnsi="Aptos"/>
-                <w:b w:val="0"/>
-                <w:i w:val="0"/>
-                <w:sz w:val="22"/>
-              </w:rPr>
-              <w:t>prezentacja samodzielnej pracy semestralnej</w:t>
-            </w:r>
-          </w:p>
-        </w:tc>
-        <w:tc>
-          <w:tcPr>
-            <w:tcW w:type="dxa" w:w="4252"/>
-          </w:tcPr>
-          <w:p>
-            <w:pPr>
-              <w:spacing w:before="20" w:after="20"/>
-            </w:pPr>
-            <w:r>
-              <w:rPr>
-                <w:rFonts w:ascii="Aptos" w:hAnsi="Aptos"/>
-                <w:b w:val="0"/>
-                <w:i w:val="0"/>
-                <w:sz w:val="22"/>
-              </w:rPr>
-            </w:r>
-          </w:p>
-        </w:tc>
-      </w:tr>
-      <w:tr>
-        <w:tc>
-          <w:tcPr>
-            <w:tcW w:type="dxa" w:w="680"/>
-          </w:tcPr>
-          <w:p>
-            <w:pPr>
-              <w:spacing w:before="20" w:after="20"/>
-            </w:pPr>
-            <w:r>
-              <w:rPr>
-                <w:rFonts w:ascii="Aptos" w:hAnsi="Aptos"/>
-                <w:b w:val="0"/>
-                <w:i w:val="0"/>
-                <w:sz w:val="22"/>
-              </w:rPr>
-              <w:t>47.</w:t>
-            </w:r>
-          </w:p>
-        </w:tc>
-        <w:tc>
-          <w:tcPr>
-            <w:tcW w:type="dxa" w:w="4536"/>
-          </w:tcPr>
-          <w:p>
-            <w:pPr>
-              <w:spacing w:before="20" w:after="20"/>
-            </w:pPr>
-            <w:r>
-              <w:rPr>
-                <w:rFonts w:ascii="Aptos" w:hAnsi="Aptos"/>
-                <w:b w:val="0"/>
-                <w:i w:val="0"/>
-                <w:sz w:val="22"/>
-              </w:rPr>
-              <w:t>prezentacja elementu zespołowej pracy semestralnej</w:t>
-            </w:r>
-          </w:p>
-        </w:tc>
-        <w:tc>
-          <w:tcPr>
-            <w:tcW w:type="dxa" w:w="4252"/>
-          </w:tcPr>
-          <w:p>
-            <w:pPr>
-              <w:spacing w:before="20" w:after="20"/>
-            </w:pPr>
-            <w:r>
-              <w:rPr>
-                <w:rFonts w:ascii="Aptos" w:hAnsi="Aptos"/>
-                <w:b w:val="0"/>
-                <w:i w:val="0"/>
-                <w:sz w:val="22"/>
-              </w:rPr>
-            </w:r>
-          </w:p>
-        </w:tc>
-      </w:tr>
-      <w:tr>
-        <w:tc>
-          <w:tcPr>
-            <w:tcW w:type="dxa" w:w="680"/>
-          </w:tcPr>
-          <w:p>
-            <w:pPr>
-              <w:spacing w:before="20" w:after="20"/>
-            </w:pPr>
-            <w:r>
-              <w:rPr>
-                <w:rFonts w:ascii="Aptos" w:hAnsi="Aptos"/>
-                <w:b w:val="0"/>
-                <w:i w:val="0"/>
-                <w:sz w:val="22"/>
-              </w:rPr>
-              <w:t>48.</w:t>
-            </w:r>
-          </w:p>
-        </w:tc>
-        <w:tc>
-          <w:tcPr>
-            <w:tcW w:type="dxa" w:w="4536"/>
-          </w:tcPr>
-          <w:p>
-            <w:pPr>
-              <w:spacing w:before="20" w:after="20"/>
-            </w:pPr>
-            <w:r>
-              <w:rPr>
-                <w:rFonts w:ascii="Aptos" w:hAnsi="Aptos"/>
-                <w:b w:val="0"/>
-                <w:i w:val="0"/>
-                <w:sz w:val="22"/>
-              </w:rPr>
-              <w:t>prezentacja projektu i dokumentacji</w:t>
-            </w:r>
-          </w:p>
-        </w:tc>
-        <w:tc>
-          <w:tcPr>
-            <w:tcW w:type="dxa" w:w="4252"/>
-          </w:tcPr>
-          <w:p>
-            <w:pPr>
-              <w:spacing w:before="20" w:after="20"/>
-            </w:pPr>
-            <w:r>
-              <w:rPr>
-                <w:rFonts w:ascii="Aptos" w:hAnsi="Aptos"/>
-                <w:b w:val="0"/>
-                <w:i w:val="0"/>
-                <w:sz w:val="22"/>
-              </w:rPr>
-            </w:r>
-          </w:p>
-        </w:tc>
-      </w:tr>
-      <w:tr>
-        <w:tc>
-          <w:tcPr>
-            <w:tcW w:type="dxa" w:w="680"/>
-          </w:tcPr>
-          <w:p>
-            <w:pPr>
-              <w:spacing w:before="20" w:after="20"/>
-            </w:pPr>
-            <w:r>
-              <w:rPr>
-                <w:rFonts w:ascii="Aptos" w:hAnsi="Aptos"/>
-                <w:b w:val="0"/>
-                <w:i w:val="0"/>
-                <w:sz w:val="22"/>
-              </w:rPr>
-              <w:t>49.</w:t>
-            </w:r>
-          </w:p>
-        </w:tc>
-        <w:tc>
-          <w:tcPr>
-            <w:tcW w:type="dxa" w:w="4536"/>
-          </w:tcPr>
-          <w:p>
-            <w:pPr>
-              <w:spacing w:before="20" w:after="20"/>
-            </w:pPr>
-            <w:r>
-              <w:rPr>
-                <w:rFonts w:ascii="Aptos" w:hAnsi="Aptos"/>
-                <w:b w:val="0"/>
-                <w:i w:val="0"/>
-                <w:sz w:val="22"/>
-              </w:rPr>
-              <w:t>prezentacja mini-projektu</w:t>
-            </w:r>
-          </w:p>
-        </w:tc>
-        <w:tc>
-          <w:tcPr>
-            <w:tcW w:type="dxa" w:w="4252"/>
-          </w:tcPr>
-          <w:p>
-            <w:pPr>
-              <w:spacing w:before="20" w:after="20"/>
-            </w:pPr>
-            <w:r>
-              <w:rPr>
-                <w:rFonts w:ascii="Aptos" w:hAnsi="Aptos"/>
-                <w:b w:val="0"/>
-                <w:i w:val="0"/>
-                <w:sz w:val="22"/>
-              </w:rPr>
-            </w:r>
-          </w:p>
-        </w:tc>
-      </w:tr>
-      <w:tr>
-        <w:tc>
-          <w:tcPr>
-            <w:tcW w:type="dxa" w:w="680"/>
-          </w:tcPr>
-          <w:p>
-            <w:pPr>
-              <w:spacing w:before="20" w:after="20"/>
-            </w:pPr>
-            <w:r>
-              <w:rPr>
-                <w:rFonts w:ascii="Aptos" w:hAnsi="Aptos"/>
-                <w:b w:val="0"/>
-                <w:i w:val="0"/>
-                <w:sz w:val="22"/>
-              </w:rPr>
-              <w:t>50.</w:t>
-            </w:r>
-          </w:p>
-        </w:tc>
-        <w:tc>
-          <w:tcPr>
-            <w:tcW w:type="dxa" w:w="4536"/>
-          </w:tcPr>
-          <w:p>
-            <w:pPr>
-              <w:spacing w:before="20" w:after="20"/>
-            </w:pPr>
-            <w:r>
-              <w:rPr>
-                <w:rFonts w:ascii="Aptos" w:hAnsi="Aptos"/>
-                <w:b w:val="0"/>
-                <w:i w:val="0"/>
-                <w:sz w:val="22"/>
-              </w:rPr>
-              <w:t>obrona projektu</w:t>
-            </w:r>
-          </w:p>
-        </w:tc>
-        <w:tc>
-          <w:tcPr>
-            <w:tcW w:type="dxa" w:w="4252"/>
-          </w:tcPr>
-          <w:p>
-            <w:pPr>
-              <w:spacing w:before="20" w:after="20"/>
-            </w:pPr>
-            <w:r>
-              <w:rPr>
-                <w:rFonts w:ascii="Aptos" w:hAnsi="Aptos"/>
-                <w:b w:val="0"/>
-                <w:i w:val="0"/>
-                <w:sz w:val="22"/>
-              </w:rPr>
-            </w:r>
-          </w:p>
-        </w:tc>
-      </w:tr>
-      <w:tr>
-        <w:tc>
-          <w:tcPr>
-            <w:tcW w:type="dxa" w:w="680"/>
-          </w:tcPr>
-          <w:p>
-            <w:pPr>
-              <w:spacing w:before="20" w:after="20"/>
-            </w:pPr>
-            <w:r>
-              <w:rPr>
-                <w:rFonts w:ascii="Aptos" w:hAnsi="Aptos"/>
-                <w:b w:val="0"/>
-                <w:i w:val="0"/>
-                <w:sz w:val="22"/>
-              </w:rPr>
-              <w:t>51.</w:t>
-            </w:r>
-          </w:p>
-        </w:tc>
-        <w:tc>
-          <w:tcPr>
-            <w:tcW w:type="dxa" w:w="4536"/>
-          </w:tcPr>
-          <w:p>
-            <w:pPr>
-              <w:spacing w:before="20" w:after="20"/>
-            </w:pPr>
-            <w:r>
-              <w:rPr>
-                <w:rFonts w:ascii="Aptos" w:hAnsi="Aptos"/>
-                <w:b w:val="0"/>
-                <w:i w:val="0"/>
-                <w:sz w:val="22"/>
-              </w:rPr>
-              <w:t>rezultaty gry strategicznej</w:t>
-            </w:r>
-          </w:p>
-        </w:tc>
-        <w:tc>
-          <w:tcPr>
-            <w:tcW w:type="dxa" w:w="4252"/>
-          </w:tcPr>
-          <w:p>
-            <w:pPr>
-              <w:spacing w:before="20" w:after="20"/>
-            </w:pPr>
-            <w:r>
-              <w:rPr>
-                <w:rFonts w:ascii="Aptos" w:hAnsi="Aptos"/>
-                <w:b w:val="0"/>
-                <w:i w:val="0"/>
-                <w:sz w:val="22"/>
-              </w:rPr>
-            </w:r>
-          </w:p>
-        </w:tc>
-      </w:tr>
-      <w:tr>
-        <w:tc>
-          <w:tcPr>
-            <w:tcW w:type="dxa" w:w="680"/>
-          </w:tcPr>
-          <w:p>
-            <w:pPr>
-              <w:spacing w:before="20" w:after="20"/>
-            </w:pPr>
-            <w:r>
-              <w:rPr>
-                <w:rFonts w:ascii="Aptos" w:hAnsi="Aptos"/>
-                <w:b w:val="0"/>
-                <w:i w:val="0"/>
-                <w:sz w:val="22"/>
-              </w:rPr>
-              <w:t>52.</w:t>
-            </w:r>
-          </w:p>
-        </w:tc>
-        <w:tc>
-          <w:tcPr>
-            <w:tcW w:type="dxa" w:w="4536"/>
-          </w:tcPr>
-          <w:p>
-            <w:pPr>
-              <w:spacing w:before="20" w:after="20"/>
-            </w:pPr>
-            <w:r>
-              <w:rPr>
-                <w:rFonts w:ascii="Aptos" w:hAnsi="Aptos"/>
-                <w:b w:val="0"/>
-                <w:i w:val="0"/>
-                <w:sz w:val="22"/>
-              </w:rPr>
-              <w:t>ocena pracy podczas ćwiczenia</w:t>
-            </w:r>
-          </w:p>
-        </w:tc>
-        <w:tc>
-          <w:tcPr>
-            <w:tcW w:type="dxa" w:w="4252"/>
-          </w:tcPr>
-          <w:p>
-            <w:pPr>
-              <w:spacing w:before="20" w:after="20"/>
-            </w:pPr>
-            <w:r>
-              <w:rPr>
-                <w:rFonts w:ascii="Aptos" w:hAnsi="Aptos"/>
-                <w:b w:val="0"/>
-                <w:i w:val="0"/>
-                <w:sz w:val="22"/>
-              </w:rPr>
-            </w:r>
-          </w:p>
-        </w:tc>
-      </w:tr>
-      <w:tr>
-        <w:tc>
-          <w:tcPr>
-            <w:tcW w:type="dxa" w:w="680"/>
-          </w:tcPr>
-          <w:p>
-            <w:pPr>
-              <w:spacing w:before="20" w:after="20"/>
-            </w:pPr>
-            <w:r>
-              <w:rPr>
-                <w:rFonts w:ascii="Aptos" w:hAnsi="Aptos"/>
-                <w:b w:val="0"/>
-                <w:i w:val="0"/>
-                <w:sz w:val="22"/>
-              </w:rPr>
-              <w:t>53.</w:t>
-            </w:r>
-          </w:p>
-        </w:tc>
-        <w:tc>
-          <w:tcPr>
-            <w:tcW w:type="dxa" w:w="4536"/>
-          </w:tcPr>
-          <w:p>
-            <w:pPr>
-              <w:spacing w:before="20" w:after="20"/>
-            </w:pPr>
-            <w:r>
-              <w:rPr>
-                <w:rFonts w:ascii="Aptos" w:hAnsi="Aptos"/>
-                <w:b w:val="0"/>
-                <w:i w:val="0"/>
-                <w:sz w:val="22"/>
-              </w:rPr>
-              <w:t>raport z wykonanego zadania</w:t>
-            </w:r>
-          </w:p>
-        </w:tc>
-        <w:tc>
-          <w:tcPr>
-            <w:tcW w:type="dxa" w:w="4252"/>
-          </w:tcPr>
-          <w:p>
-            <w:pPr>
-              <w:spacing w:before="20" w:after="20"/>
-            </w:pPr>
-            <w:r>
-              <w:rPr>
-                <w:rFonts w:ascii="Aptos" w:hAnsi="Aptos"/>
-                <w:b w:val="0"/>
-                <w:i w:val="0"/>
-                <w:sz w:val="22"/>
-              </w:rPr>
-            </w:r>
-          </w:p>
-        </w:tc>
-      </w:tr>
-      <w:tr>
-        <w:tc>
-          <w:tcPr>
-            <w:tcW w:type="dxa" w:w="680"/>
-          </w:tcPr>
-          <w:p>
-            <w:pPr>
-              <w:spacing w:before="20" w:after="20"/>
-            </w:pPr>
-            <w:r>
-              <w:rPr>
-                <w:rFonts w:ascii="Aptos" w:hAnsi="Aptos"/>
-                <w:b w:val="0"/>
-                <w:i w:val="0"/>
-                <w:sz w:val="22"/>
-              </w:rPr>
-              <w:t>54.</w:t>
-            </w:r>
-          </w:p>
-        </w:tc>
-        <w:tc>
-          <w:tcPr>
-            <w:tcW w:type="dxa" w:w="4536"/>
-          </w:tcPr>
-          <w:p>
-            <w:pPr>
-              <w:spacing w:before="20" w:after="20"/>
-            </w:pPr>
-            <w:r>
-              <w:rPr>
-                <w:rFonts w:ascii="Aptos" w:hAnsi="Aptos"/>
-                <w:b w:val="0"/>
-                <w:i w:val="0"/>
-                <w:sz w:val="22"/>
-              </w:rPr>
-              <w:t>ocena sporządzonego dokumentu</w:t>
-            </w:r>
-          </w:p>
-        </w:tc>
-        <w:tc>
-          <w:tcPr>
-            <w:tcW w:type="dxa" w:w="4252"/>
-          </w:tcPr>
-          <w:p>
-            <w:pPr>
-              <w:spacing w:before="20" w:after="20"/>
-            </w:pPr>
-            <w:r>
-              <w:rPr>
-                <w:rFonts w:ascii="Aptos" w:hAnsi="Aptos"/>
-                <w:b w:val="0"/>
-                <w:i w:val="0"/>
-                <w:sz w:val="22"/>
-              </w:rPr>
-            </w:r>
-          </w:p>
-        </w:tc>
-      </w:tr>
-      <w:tr>
-        <w:tc>
-          <w:tcPr>
-            <w:tcW w:type="dxa" w:w="680"/>
-          </w:tcPr>
-          <w:p>
-            <w:pPr>
-              <w:spacing w:before="20" w:after="20"/>
-            </w:pPr>
-            <w:r>
-              <w:rPr>
-                <w:rFonts w:ascii="Aptos" w:hAnsi="Aptos"/>
-                <w:b w:val="0"/>
-                <w:i w:val="0"/>
-                <w:sz w:val="22"/>
-              </w:rPr>
-              <w:t>55.</w:t>
-            </w:r>
-          </w:p>
-        </w:tc>
-        <w:tc>
-          <w:tcPr>
-            <w:tcW w:type="dxa" w:w="4536"/>
-          </w:tcPr>
-          <w:p>
-            <w:pPr>
-              <w:spacing w:before="20" w:after="20"/>
-            </w:pPr>
-            <w:r>
-              <w:rPr>
-                <w:rFonts w:ascii="Aptos" w:hAnsi="Aptos"/>
-                <w:b w:val="0"/>
-                <w:i w:val="0"/>
-                <w:sz w:val="22"/>
-              </w:rPr>
-              <w:t>ocena sporządzonego oprogramowania</w:t>
-            </w:r>
-          </w:p>
-        </w:tc>
-        <w:tc>
-          <w:tcPr>
-            <w:tcW w:type="dxa" w:w="4252"/>
-          </w:tcPr>
-          <w:p>
-            <w:pPr>
-              <w:spacing w:before="20" w:after="20"/>
-            </w:pPr>
-            <w:r>
-              <w:rPr>
-                <w:rFonts w:ascii="Aptos" w:hAnsi="Aptos"/>
-                <w:b w:val="0"/>
-                <w:i w:val="0"/>
-                <w:sz w:val="22"/>
-              </w:rPr>
-            </w:r>
-          </w:p>
-        </w:tc>
-      </w:tr>
-      <w:tr>
-        <w:tc>
-          <w:tcPr>
-            <w:tcW w:type="dxa" w:w="680"/>
-          </w:tcPr>
-          <w:p>
-            <w:pPr>
-              <w:spacing w:before="20" w:after="20"/>
-            </w:pPr>
-            <w:r>
-              <w:rPr>
-                <w:rFonts w:ascii="Aptos" w:hAnsi="Aptos"/>
-                <w:b w:val="0"/>
-                <w:i w:val="0"/>
-                <w:sz w:val="22"/>
-              </w:rPr>
-              <w:t>56.</w:t>
-            </w:r>
-          </w:p>
-        </w:tc>
-        <w:tc>
-          <w:tcPr>
-            <w:tcW w:type="dxa" w:w="4536"/>
-          </w:tcPr>
-          <w:p>
-            <w:pPr>
-              <w:spacing w:before="20" w:after="20"/>
-            </w:pPr>
-            <w:r>
-              <w:rPr>
-                <w:rFonts w:ascii="Aptos" w:hAnsi="Aptos"/>
-                <w:b w:val="0"/>
-                <w:i w:val="0"/>
-                <w:sz w:val="22"/>
-              </w:rPr>
-              <w:t>wskazanie źródeł użytych materiałów</w:t>
-            </w:r>
-          </w:p>
-        </w:tc>
-        <w:tc>
-          <w:tcPr>
-            <w:tcW w:type="dxa" w:w="4252"/>
-          </w:tcPr>
-          <w:p>
-            <w:pPr>
-              <w:spacing w:before="20" w:after="20"/>
-            </w:pPr>
-            <w:r>
-              <w:rPr>
-                <w:rFonts w:ascii="Aptos" w:hAnsi="Aptos"/>
-                <w:b w:val="0"/>
-                <w:i w:val="0"/>
-                <w:sz w:val="22"/>
-              </w:rPr>
-            </w:r>
-          </w:p>
-        </w:tc>
-      </w:tr>
-      <w:tr>
-        <w:tc>
-          <w:tcPr>
-            <w:tcW w:type="dxa" w:w="680"/>
-          </w:tcPr>
-          <w:p>
-            <w:pPr>
-              <w:spacing w:before="20" w:after="20"/>
-            </w:pPr>
-            <w:r>
-              <w:rPr>
-                <w:rFonts w:ascii="Aptos" w:hAnsi="Aptos"/>
-                <w:b w:val="0"/>
-                <w:i w:val="0"/>
-                <w:sz w:val="22"/>
-              </w:rPr>
-              <w:t>57.</w:t>
-            </w:r>
-          </w:p>
-        </w:tc>
-        <w:tc>
-          <w:tcPr>
-            <w:tcW w:type="dxa" w:w="4536"/>
-          </w:tcPr>
-          <w:p>
-            <w:pPr>
-              <w:spacing w:before="20" w:after="20"/>
-            </w:pPr>
-            <w:r>
-              <w:rPr>
-                <w:rFonts w:ascii="Aptos" w:hAnsi="Aptos"/>
-                <w:b w:val="0"/>
-                <w:i w:val="0"/>
-                <w:sz w:val="22"/>
-              </w:rPr>
-              <w:t>kwestionariusz wywiadu</w:t>
-            </w:r>
-          </w:p>
-        </w:tc>
-        <w:tc>
-          <w:tcPr>
-            <w:tcW w:type="dxa" w:w="4252"/>
-          </w:tcPr>
-          <w:p>
-            <w:pPr>
-              <w:spacing w:before="20" w:after="20"/>
-            </w:pPr>
-            <w:r>
-              <w:rPr>
-                <w:rFonts w:ascii="Aptos" w:hAnsi="Aptos"/>
-                <w:b w:val="0"/>
-                <w:i w:val="0"/>
-                <w:sz w:val="22"/>
-              </w:rPr>
-            </w:r>
-          </w:p>
-        </w:tc>
-      </w:tr>
-      <w:tr>
-        <w:tc>
-          <w:tcPr>
-            <w:tcW w:type="dxa" w:w="680"/>
-          </w:tcPr>
-          <w:p>
-            <w:pPr>
-              <w:spacing w:before="20" w:after="20"/>
-            </w:pPr>
-            <w:r>
-              <w:rPr>
-                <w:rFonts w:ascii="Aptos" w:hAnsi="Aptos"/>
-                <w:b w:val="0"/>
-                <w:i w:val="0"/>
-                <w:sz w:val="22"/>
-              </w:rPr>
-              <w:t>58.</w:t>
-            </w:r>
-          </w:p>
-        </w:tc>
-        <w:tc>
-          <w:tcPr>
-            <w:tcW w:type="dxa" w:w="4536"/>
-          </w:tcPr>
-          <w:p>
-            <w:pPr>
-              <w:spacing w:before="20" w:after="20"/>
-            </w:pPr>
-            <w:r>
-              <w:rPr>
-                <w:rFonts w:ascii="Aptos" w:hAnsi="Aptos"/>
-                <w:b w:val="0"/>
-                <w:i w:val="0"/>
-                <w:sz w:val="22"/>
-              </w:rPr>
-              <w:t>sprawozdanie z rozmowy</w:t>
-            </w:r>
-          </w:p>
-        </w:tc>
-        <w:tc>
-          <w:tcPr>
-            <w:tcW w:type="dxa" w:w="4252"/>
-          </w:tcPr>
-          <w:p>
-            <w:pPr>
-              <w:spacing w:before="20" w:after="20"/>
-            </w:pPr>
-            <w:r>
-              <w:rPr>
-                <w:rFonts w:ascii="Aptos" w:hAnsi="Aptos"/>
-                <w:b w:val="0"/>
-                <w:i w:val="0"/>
-                <w:sz w:val="22"/>
-              </w:rPr>
-            </w:r>
-          </w:p>
-        </w:tc>
-      </w:tr>
-      <w:tr>
-        <w:tc>
-          <w:tcPr>
-            <w:tcW w:type="dxa" w:w="680"/>
-          </w:tcPr>
-          <w:p>
-            <w:pPr>
-              <w:spacing w:before="20" w:after="20"/>
-            </w:pPr>
-            <w:r>
-              <w:rPr>
-                <w:rFonts w:ascii="Aptos" w:hAnsi="Aptos"/>
-                <w:b w:val="0"/>
-                <w:i w:val="0"/>
-                <w:sz w:val="22"/>
-              </w:rPr>
-              <w:t>59.</w:t>
-            </w:r>
-          </w:p>
-        </w:tc>
-        <w:tc>
-          <w:tcPr>
-            <w:tcW w:type="dxa" w:w="4536"/>
-          </w:tcPr>
-          <w:p>
-            <w:pPr>
-              <w:spacing w:before="20" w:after="20"/>
-            </w:pPr>
-            <w:r>
-              <w:rPr>
-                <w:rFonts w:ascii="Aptos" w:hAnsi="Aptos"/>
-                <w:b w:val="0"/>
-                <w:i w:val="0"/>
-                <w:sz w:val="22"/>
-              </w:rPr>
-              <w:t>zapisanie na ścieżkę certyfikacyjną</w:t>
-            </w:r>
-          </w:p>
-        </w:tc>
-        <w:tc>
-          <w:tcPr>
-            <w:tcW w:type="dxa" w:w="4252"/>
-          </w:tcPr>
-          <w:p>
-            <w:pPr>
-              <w:spacing w:before="20" w:after="20"/>
-            </w:pPr>
-            <w:r>
-              <w:rPr>
-                <w:rFonts w:ascii="Aptos" w:hAnsi="Aptos"/>
-                <w:b w:val="0"/>
-                <w:i w:val="0"/>
-                <w:sz w:val="22"/>
-              </w:rPr>
-            </w:r>
-          </w:p>
-        </w:tc>
-      </w:tr>
-      <w:tr>
-        <w:tc>
-          <w:tcPr>
-            <w:tcW w:type="dxa" w:w="680"/>
-          </w:tcPr>
-          <w:p>
-            <w:pPr>
-              <w:spacing w:before="20" w:after="20"/>
-            </w:pPr>
-            <w:r>
-              <w:rPr>
-                <w:rFonts w:ascii="Aptos" w:hAnsi="Aptos"/>
-                <w:b w:val="0"/>
-                <w:i w:val="0"/>
-                <w:sz w:val="22"/>
-              </w:rPr>
-              <w:t>60.</w:t>
-            </w:r>
-          </w:p>
-        </w:tc>
-        <w:tc>
-          <w:tcPr>
-            <w:tcW w:type="dxa" w:w="4536"/>
-          </w:tcPr>
-          <w:p>
-            <w:pPr>
-              <w:spacing w:before="20" w:after="20"/>
-            </w:pPr>
-            <w:r>
-              <w:rPr>
-                <w:rFonts w:ascii="Aptos" w:hAnsi="Aptos"/>
-                <w:b w:val="0"/>
-                <w:i w:val="0"/>
-                <w:sz w:val="22"/>
-              </w:rPr>
-              <w:t>//C. ECTS sposób obliczania</w:t>
-            </w:r>
-          </w:p>
-        </w:tc>
-        <w:tc>
-          <w:tcPr>
-            <w:tcW w:type="dxa" w:w="4252"/>
-          </w:tcPr>
-          <w:p>
-            <w:pPr>
-              <w:spacing w:before="20" w:after="20"/>
-            </w:pPr>
-            <w:r>
-              <w:rPr>
-                <w:rFonts w:ascii="Aptos" w:hAnsi="Aptos"/>
-                <w:b w:val="0"/>
-                <w:i w:val="0"/>
-                <w:sz w:val="22"/>
-              </w:rPr>
-            </w:r>
-          </w:p>
-        </w:tc>
-      </w:tr>
-      <w:tr>
-        <w:tc>
-          <w:tcPr>
-            <w:tcW w:type="dxa" w:w="680"/>
-          </w:tcPr>
-          <w:p>
-            <w:pPr>
-              <w:spacing w:before="20" w:after="20"/>
-            </w:pPr>
-            <w:r>
-              <w:rPr>
-                <w:rFonts w:ascii="Aptos" w:hAnsi="Aptos"/>
-                <w:b w:val="0"/>
-                <w:i w:val="0"/>
-                <w:sz w:val="22"/>
-              </w:rPr>
-              <w:t>61.</w:t>
-            </w:r>
-          </w:p>
-        </w:tc>
-        <w:tc>
-          <w:tcPr>
-            <w:tcW w:type="dxa" w:w="4536"/>
-          </w:tcPr>
-          <w:p>
-            <w:pPr>
-              <w:spacing w:before="20" w:after="20"/>
-            </w:pPr>
-            <w:r>
-              <w:rPr>
-                <w:rFonts w:ascii="Aptos" w:hAnsi="Aptos"/>
-                <w:b w:val="0"/>
-                <w:i w:val="0"/>
-                <w:sz w:val="22"/>
-              </w:rPr>
-              <w:t>1 punkt ECTS przyznawany jest za 25-30 godzin pracy studenta. W obliczanie punktów ECTS włącza się:</w:t>
-            </w:r>
-          </w:p>
-        </w:tc>
-        <w:tc>
-          <w:tcPr>
-            <w:tcW w:type="dxa" w:w="4252"/>
-          </w:tcPr>
-          <w:p>
-            <w:pPr>
-              <w:spacing w:before="20" w:after="20"/>
-            </w:pPr>
-            <w:r>
-              <w:rPr>
-                <w:rFonts w:ascii="Aptos" w:hAnsi="Aptos"/>
-                <w:b w:val="0"/>
-                <w:i w:val="0"/>
-                <w:sz w:val="22"/>
-              </w:rPr>
-            </w:r>
-          </w:p>
-        </w:tc>
-      </w:tr>
-      <w:tr>
-        <w:tc>
-          <w:tcPr>
-            <w:tcW w:type="dxa" w:w="680"/>
-          </w:tcPr>
-          <w:p>
-            <w:pPr>
-              <w:spacing w:before="20" w:after="20"/>
-            </w:pPr>
-            <w:r>
-              <w:rPr>
-                <w:rFonts w:ascii="Aptos" w:hAnsi="Aptos"/>
-                <w:b w:val="0"/>
-                <w:i w:val="0"/>
-                <w:sz w:val="22"/>
-              </w:rPr>
-              <w:t>62.</w:t>
-            </w:r>
-          </w:p>
-        </w:tc>
-        <w:tc>
-          <w:tcPr>
-            <w:tcW w:type="dxa" w:w="4536"/>
-          </w:tcPr>
-          <w:p>
-            <w:pPr>
-              <w:spacing w:before="20" w:after="20"/>
-            </w:pPr>
-            <w:r>
-              <w:rPr>
-                <w:rFonts w:ascii="Aptos" w:hAnsi="Aptos"/>
-                <w:b w:val="0"/>
-                <w:i w:val="0"/>
-                <w:sz w:val="22"/>
-              </w:rPr>
-              <w:t>liczbę godzin poszczególnych przedmiotów w danym semestrze;</w:t>
-            </w:r>
-          </w:p>
-        </w:tc>
-        <w:tc>
-          <w:tcPr>
-            <w:tcW w:type="dxa" w:w="4252"/>
-          </w:tcPr>
-          <w:p>
-            <w:pPr>
-              <w:spacing w:before="20" w:after="20"/>
-            </w:pPr>
-            <w:r>
-              <w:rPr>
-                <w:rFonts w:ascii="Aptos" w:hAnsi="Aptos"/>
-                <w:b w:val="0"/>
-                <w:i w:val="0"/>
-                <w:sz w:val="22"/>
-              </w:rPr>
-            </w:r>
-          </w:p>
-        </w:tc>
-      </w:tr>
-      <w:tr>
-        <w:tc>
-          <w:tcPr>
-            <w:tcW w:type="dxa" w:w="680"/>
-          </w:tcPr>
-          <w:p>
-            <w:pPr>
-              <w:spacing w:before="20" w:after="20"/>
-            </w:pPr>
-            <w:r>
-              <w:rPr>
-                <w:rFonts w:ascii="Aptos" w:hAnsi="Aptos"/>
-                <w:b w:val="0"/>
-                <w:i w:val="0"/>
-                <w:sz w:val="22"/>
-              </w:rPr>
-              <w:t>63.</w:t>
-            </w:r>
-          </w:p>
-        </w:tc>
-        <w:tc>
-          <w:tcPr>
-            <w:tcW w:type="dxa" w:w="4536"/>
-          </w:tcPr>
-          <w:p>
-            <w:pPr>
-              <w:spacing w:before="20" w:after="20"/>
-            </w:pPr>
-            <w:r>
-              <w:rPr>
-                <w:rFonts w:ascii="Aptos" w:hAnsi="Aptos"/>
-                <w:b w:val="0"/>
-                <w:i w:val="0"/>
-                <w:sz w:val="22"/>
-              </w:rPr>
-              <w:t>czas, jaki student poświęcił na indywidualną naukę (w tym przygotowanie do zajęć, zbieranie materiałów czy pisanie prac zaliczeniowych);</w:t>
-            </w:r>
-          </w:p>
-        </w:tc>
-        <w:tc>
-          <w:tcPr>
-            <w:tcW w:type="dxa" w:w="4252"/>
-          </w:tcPr>
-          <w:p>
-            <w:pPr>
-              <w:spacing w:before="20" w:after="20"/>
-            </w:pPr>
-            <w:r>
-              <w:rPr>
-                <w:rFonts w:ascii="Aptos" w:hAnsi="Aptos"/>
-                <w:b w:val="0"/>
-                <w:i w:val="0"/>
-                <w:sz w:val="22"/>
-              </w:rPr>
-            </w:r>
-          </w:p>
-        </w:tc>
-      </w:tr>
-      <w:tr>
-        <w:tc>
-          <w:tcPr>
-            <w:tcW w:type="dxa" w:w="680"/>
-          </w:tcPr>
-          <w:p>
-            <w:pPr>
-              <w:spacing w:before="20" w:after="20"/>
-            </w:pPr>
-            <w:r>
-              <w:rPr>
-                <w:rFonts w:ascii="Aptos" w:hAnsi="Aptos"/>
-                <w:b w:val="0"/>
-                <w:i w:val="0"/>
-                <w:sz w:val="22"/>
-              </w:rPr>
-              <w:t>64.</w:t>
-            </w:r>
-          </w:p>
-        </w:tc>
-        <w:tc>
-          <w:tcPr>
-            <w:tcW w:type="dxa" w:w="4536"/>
-          </w:tcPr>
-          <w:p>
-            <w:pPr>
-              <w:spacing w:before="20" w:after="20"/>
-            </w:pPr>
-            <w:r>
-              <w:rPr>
-                <w:rFonts w:ascii="Aptos" w:hAnsi="Aptos"/>
-                <w:b w:val="0"/>
-                <w:i w:val="0"/>
-                <w:sz w:val="22"/>
-              </w:rPr>
-              <w:t>czas, jaki student poświęcił na przygotowanie do egzaminu i zaliczenie danego przedmiotu;</w:t>
-            </w:r>
-          </w:p>
-        </w:tc>
-        <w:tc>
-          <w:tcPr>
-            <w:tcW w:type="dxa" w:w="4252"/>
-          </w:tcPr>
-          <w:p>
-            <w:pPr>
-              <w:spacing w:before="20" w:after="20"/>
-            </w:pPr>
-            <w:r>
-              <w:rPr>
-                <w:rFonts w:ascii="Aptos" w:hAnsi="Aptos"/>
-                <w:b w:val="0"/>
-                <w:i w:val="0"/>
-                <w:sz w:val="22"/>
-              </w:rPr>
-            </w:r>
-          </w:p>
-        </w:tc>
-      </w:tr>
-      <w:tr>
-        <w:tc>
-          <w:tcPr>
-            <w:tcW w:type="dxa" w:w="680"/>
-          </w:tcPr>
-          <w:p>
-            <w:pPr>
-              <w:spacing w:before="20" w:after="20"/>
-            </w:pPr>
-            <w:r>
-              <w:rPr>
-                <w:rFonts w:ascii="Aptos" w:hAnsi="Aptos"/>
-                <w:b w:val="0"/>
-                <w:i w:val="0"/>
-                <w:sz w:val="22"/>
-              </w:rPr>
-              <w:t>65.</w:t>
-            </w:r>
-          </w:p>
-        </w:tc>
-        <w:tc>
-          <w:tcPr>
-            <w:tcW w:type="dxa" w:w="4536"/>
-          </w:tcPr>
-          <w:p>
-            <w:pPr>
-              <w:spacing w:before="20" w:after="20"/>
-            </w:pPr>
-            <w:r>
-              <w:rPr>
-                <w:rFonts w:ascii="Aptos" w:hAnsi="Aptos"/>
-                <w:b w:val="0"/>
-                <w:i w:val="0"/>
-                <w:sz w:val="22"/>
-              </w:rPr>
-              <w:t>liczbę godzin praktyk studenckich.</w:t>
-            </w:r>
-          </w:p>
-        </w:tc>
-        <w:tc>
-          <w:tcPr>
-            <w:tcW w:type="dxa" w:w="4252"/>
-          </w:tcPr>
-          <w:p>
-            <w:pPr>
-              <w:spacing w:before="20" w:after="20"/>
-            </w:pPr>
-            <w:r>
-              <w:rPr>
-                <w:rFonts w:ascii="Aptos" w:hAnsi="Aptos"/>
-                <w:b w:val="0"/>
-                <w:i w:val="0"/>
-                <w:sz w:val="22"/>
-              </w:rPr>
-            </w:r>
-          </w:p>
-        </w:tc>
-      </w:tr>
     </w:tbl>
     <w:tbl>
       <w:tblPr>
@@ -6139,7 +3239,7 @@
                 <w:i w:val="0"/>
                 <w:sz w:val="22"/>
               </w:rPr>
-              <w:t>ocena sporządzonego oprogramowania; ocena pracy podczas ćwiczenia</w:t>
+              <w:t>egzamin pisemny; ocena sporządzonego oprogramowania; ocena pracy podczas ćwiczenia</w:t>
             </w:r>
           </w:p>
         </w:tc>
@@ -6198,7 +3298,7 @@
                 <w:i w:val="0"/>
                 <w:sz w:val="22"/>
               </w:rPr>
-              <w:t>ocena sporządzonego oprogramowania; ocena pracy podczas ćwiczenia</w:t>
+              <w:t>egzamin pisemny; ocena sporządzonego oprogramowania; ocena pracy podczas ćwiczenia</w:t>
             </w:r>
           </w:p>
         </w:tc>
@@ -6256,7 +3356,7 @@
                 <w:i w:val="0"/>
                 <w:sz w:val="22"/>
               </w:rPr>
-              <w:t>ocena sporządzonego oprogramowania; ocena pracy podczas ćwiczenia</w:t>
+              <w:t>egzamin pisemny; ocena sporządzonego oprogramowania; ocena pracy podczas ćwiczenia</w:t>
             </w:r>
           </w:p>
         </w:tc>
@@ -6420,7 +3520,7 @@
                 <w:i w:val="0"/>
                 <w:sz w:val="22"/>
               </w:rPr>
-              <w:t>ocena sporządzonego oprogramowania; ocena pracy podczas ćwiczenia</w:t>
+              <w:t>egzamin pisemny; ocena sporządzonego oprogramowania; ocena pracy podczas ćwiczenia</w:t>
             </w:r>
           </w:p>
         </w:tc>
@@ -6478,7 +3578,7 @@
                 <w:i w:val="0"/>
                 <w:sz w:val="22"/>
               </w:rPr>
-              <w:t>ocena sporządzonego oprogramowania; ocena pracy podczas ćwiczenia</w:t>
+              <w:t>egzamin pisemny; ocena sporządzonego oprogramowania; ocena pracy podczas ćwiczenia</w:t>
             </w:r>
           </w:p>
         </w:tc>
@@ -6641,7 +3741,7 @@
                 <w:i w:val="0"/>
                 <w:sz w:val="22"/>
               </w:rPr>
-              <w:t>ocena sporządzonego oprogramowania; ocena pracy podczas ćwiczenia</w:t>
+              <w:t>egzamin pisemny; ocena sporządzonego oprogramowania; ocena pracy podczas ćwiczenia</w:t>
             </w:r>
           </w:p>
         </w:tc>
@@ -6699,7 +3799,7 @@
                 <w:i w:val="0"/>
                 <w:sz w:val="22"/>
               </w:rPr>
-              <w:t>ocena sporządzonego oprogramowania; ocena pracy podczas ćwiczenia</w:t>
+              <w:t>egzamin pisemny; ocena sporządzonego oprogramowania; ocena pracy podczas ćwiczenia</w:t>
             </w:r>
           </w:p>
         </w:tc>

--- a/public/assets/files/stacjonarne/IML.docx
+++ b/public/assets/files/stacjonarne/IML.docx
@@ -3239,7 +3239,66 @@
                 <w:i w:val="0"/>
                 <w:sz w:val="22"/>
               </w:rPr>
-              <w:t>egzamin pisemny; ocena sporządzonego oprogramowania; ocena pracy podczas ćwiczenia</w:t>
+              <w:t>egzamin pisemny</w:t>
+            </w:r>
+          </w:p>
+        </w:tc>
+      </w:tr>
+      <w:tr>
+        <w:tc>
+          <w:tcPr>
+            <w:tcW w:type="dxa" w:w="3324"/>
+          </w:tcPr>
+          <w:p>
+            <w:pPr>
+              <w:spacing w:before="20" w:after="20"/>
+            </w:pPr>
+            <w:r>
+              <w:rPr>
+                <w:rFonts w:ascii="Aptos" w:hAnsi="Aptos"/>
+                <w:b w:val="0"/>
+                <w:i w:val="0"/>
+                <w:sz w:val="22"/>
+              </w:rPr>
+              <w:t>K_W12</w:t>
+            </w:r>
+          </w:p>
+        </w:tc>
+        <w:tc>
+          <w:tcPr>
+            <w:tcW w:type="dxa" w:w="3324"/>
+          </w:tcPr>
+          <w:p>
+            <w:pPr>
+              <w:spacing w:before="20" w:after="20"/>
+            </w:pPr>
+            <w:r>
+              <w:rPr>
+                <w:rFonts w:ascii="Aptos" w:hAnsi="Aptos"/>
+                <w:b w:val="0"/>
+                <w:i w:val="0"/>
+                <w:sz w:val="22"/>
+              </w:rPr>
+              <w:t>Student zna i rozumie zasady działania i zastosowania algorytmów uczenia maszynowego: regresja, klasyfikacja (SVM, drzewa decyzyjne, lasy losowe), klasteryzacja, redukcja wymiarowości (PCA) i metody ewaluacji modeli. [K_W12]</w:t>
+            </w:r>
+          </w:p>
+        </w:tc>
+        <w:tc>
+          <w:tcPr>
+            <w:tcW w:type="dxa" w:w="3324"/>
+          </w:tcPr>
+          <w:p>
+            <w:pPr>
+              <w:spacing w:before="20" w:after="20"/>
+            </w:pPr>
+            <w:r>
+              <w:rPr>
+                <w:rFonts w:ascii="Aptos" w:hAnsi="Aptos"/>
+                <w:b w:val="0"/>
+                <w:i w:val="0"/>
+                <w:sz w:val="22"/>
+              </w:rPr>
+              <w:t>egzamin pisemny</w:t>
             </w:r>
           </w:p>
         </w:tc>
@@ -3279,64 +3338,6 @@
                 <w:i w:val="0"/>
                 <w:sz w:val="22"/>
               </w:rPr>
-              <w:t>Student zna i rozumie zasady działania i zastosowania algorytmów uczenia maszynowego: regresja, klasyfikacja (SVM, drzewa decyzyjne, lasy losowe), klasteryzacja, redukcja wymiarowości (PCA) i metody ewaluacji modeli. [K_W12]</w:t>
-            </w:r>
-          </w:p>
-        </w:tc>
-        <w:tc>
-          <w:tcPr>
-            <w:tcW w:type="dxa" w:w="3324"/>
-          </w:tcPr>
-          <w:p>
-            <w:pPr>
-              <w:spacing w:before="20" w:after="20"/>
-            </w:pPr>
-            <w:r>
-              <w:rPr>
-                <w:rFonts w:ascii="Aptos" w:hAnsi="Aptos"/>
-                <w:b w:val="0"/>
-                <w:i w:val="0"/>
-                <w:sz w:val="22"/>
-              </w:rPr>
-              <w:t>egzamin pisemny; ocena sporządzonego oprogramowania; ocena pracy podczas ćwiczenia</w:t>
-            </w:r>
-          </w:p>
-        </w:tc>
-      </w:tr>
-      <w:tr>
-        <w:tc>
-          <w:tcPr>
-            <w:tcW w:type="dxa" w:w="3324"/>
-          </w:tcPr>
-          <w:p>
-            <w:pPr>
-              <w:spacing w:before="20" w:after="20"/>
-            </w:pPr>
-            <w:r>
-              <w:rPr>
-                <w:rFonts w:ascii="Aptos" w:hAnsi="Aptos"/>
-                <w:b w:val="0"/>
-                <w:i w:val="0"/>
-                <w:sz w:val="22"/>
-              </w:rPr>
-            </w:r>
-          </w:p>
-        </w:tc>
-        <w:tc>
-          <w:tcPr>
-            <w:tcW w:type="dxa" w:w="3324"/>
-          </w:tcPr>
-          <w:p>
-            <w:pPr>
-              <w:spacing w:before="20" w:after="20"/>
-            </w:pPr>
-            <w:r>
-              <w:rPr>
-                <w:rFonts w:ascii="Aptos" w:hAnsi="Aptos"/>
-                <w:b w:val="0"/>
-                <w:i w:val="0"/>
-                <w:sz w:val="22"/>
-              </w:rPr>
               <w:t>Student zna i rozumie zaawansowane pojęcia w zakresie sztucznej inteligencji: głębokie sieci neuronowe (CNN, RNN, Transformer), transfer learning i zasady odpowiedzialnej AI. [K_W22]</w:t>
             </w:r>
           </w:p>
@@ -3356,7 +3357,7 @@
                 <w:i w:val="0"/>
                 <w:sz w:val="22"/>
               </w:rPr>
-              <w:t>egzamin pisemny; ocena sporządzonego oprogramowania; ocena pracy podczas ćwiczenia</w:t>
+              <w:t>egzamin pisemny</w:t>
             </w:r>
           </w:p>
         </w:tc>
@@ -3482,7 +3483,7 @@
                 <w:i w:val="0"/>
                 <w:sz w:val="22"/>
               </w:rPr>
-              <w:t>K_U29</w:t>
+              <w:t>K_U07</w:t>
             </w:r>
           </w:p>
         </w:tc>
@@ -3520,7 +3521,7 @@
                 <w:i w:val="0"/>
                 <w:sz w:val="22"/>
               </w:rPr>
-              <w:t>egzamin pisemny; ocena sporządzonego oprogramowania; ocena pracy podczas ćwiczenia</w:t>
+              <w:t>ocena sporządzonego oprogramowania, ocena pracy podczas ćwiczenia</w:t>
             </w:r>
           </w:p>
         </w:tc>
@@ -3541,6 +3542,7 @@
                 <w:i w:val="0"/>
                 <w:sz w:val="22"/>
               </w:rPr>
+              <w:t>K_U29</w:t>
             </w:r>
           </w:p>
         </w:tc>
@@ -3578,7 +3580,7 @@
                 <w:i w:val="0"/>
                 <w:sz w:val="22"/>
               </w:rPr>
-              <w:t>egzamin pisemny; ocena sporządzonego oprogramowania; ocena pracy podczas ćwiczenia</w:t>
+              <w:t>ocena sporządzonego oprogramowania, ocena pracy podczas ćwiczenia</w:t>
             </w:r>
           </w:p>
         </w:tc>
@@ -3704,6 +3706,7 @@
                 <w:i w:val="0"/>
                 <w:sz w:val="22"/>
               </w:rPr>
+              <w:t>K_K01</w:t>
             </w:r>
           </w:p>
         </w:tc>
@@ -3741,7 +3744,7 @@
                 <w:i w:val="0"/>
                 <w:sz w:val="22"/>
               </w:rPr>
-              <w:t>egzamin pisemny; ocena sporządzonego oprogramowania; ocena pracy podczas ćwiczenia</w:t>
+              <w:t>ocena sporządzonego oprogramowania, ocena pracy podczas ćwiczenia</w:t>
             </w:r>
           </w:p>
         </w:tc>
@@ -3762,6 +3765,7 @@
                 <w:i w:val="0"/>
                 <w:sz w:val="22"/>
               </w:rPr>
+              <w:t>K_K03</w:t>
             </w:r>
           </w:p>
         </w:tc>
@@ -3799,7 +3803,7 @@
                 <w:i w:val="0"/>
                 <w:sz w:val="22"/>
               </w:rPr>
-              <w:t>egzamin pisemny; ocena sporządzonego oprogramowania; ocena pracy podczas ćwiczenia</w:t>
+              <w:t>ocena sporządzonego oprogramowania, ocena pracy podczas ćwiczenia</w:t>
             </w:r>
           </w:p>
         </w:tc>

--- a/public/assets/files/stacjonarne/IML.docx
+++ b/public/assets/files/stacjonarne/IML.docx
@@ -1880,14 +1880,13 @@
       </w:tblPr>
       <w:tblGrid>
         <w:gridCol w:w="680"/>
-        <w:gridCol w:w="4536"/>
-        <w:gridCol w:w="4252"/>
+        <w:gridCol w:w="8788"/>
       </w:tblGrid>
       <w:tr>
         <w:tc>
           <w:tcPr>
             <w:tcW w:type="dxa" w:w="9468"/>
-            <w:gridSpan w:val="3"/>
+            <w:gridSpan w:val="2"/>
             <w:shd w:val="clear" w:color="auto" w:fill="D9D9D9"/>
           </w:tcPr>
           <w:p>
@@ -1929,7 +1928,7 @@
         </w:tc>
         <w:tc>
           <w:tcPr>
-            <w:tcW w:type="dxa" w:w="4536"/>
+            <w:tcW w:type="dxa" w:w="8788"/>
             <w:shd w:val="clear" w:color="auto" w:fill="D9D9D9"/>
           </w:tcPr>
           <w:p>
@@ -1943,27 +1942,7 @@
                 <w:i w:val="0"/>
                 <w:sz w:val="16"/>
               </w:rPr>
-              <w:t>Wykład</w:t>
-            </w:r>
-          </w:p>
-        </w:tc>
-        <w:tc>
-          <w:tcPr>
-            <w:tcW w:type="dxa" w:w="4252"/>
-            <w:shd w:val="clear" w:color="auto" w:fill="D9D9D9"/>
-          </w:tcPr>
-          <w:p>
-            <w:pPr>
-              <w:spacing w:before="20" w:after="20"/>
-            </w:pPr>
-            <w:r>
-              <w:rPr>
-                <w:rFonts w:ascii="Aptos" w:hAnsi="Aptos"/>
-                <w:b/>
-                <w:i w:val="0"/>
-                <w:sz w:val="16"/>
-              </w:rPr>
-              <w:t>Ćwiczenia / Laboratorium / Pracownia</w:t>
+              <w:t>Treści programowe</w:t>
             </w:r>
           </w:p>
         </w:tc>
@@ -1990,7 +1969,7 @@
         </w:tc>
         <w:tc>
           <w:tcPr>
-            <w:tcW w:type="dxa" w:w="4536"/>
+            <w:tcW w:type="dxa" w:w="8788"/>
           </w:tcPr>
           <w:p>
             <w:pPr>
@@ -2004,24 +1983,6 @@
                 <w:sz w:val="22"/>
               </w:rPr>
               <w:t>1.  Historia i definicja uczenia maszynowego. Omówienie zastosowań uczenia maszynowego. Podział metod uczenia maszynowego. Rola danych i ich jakości w uczeniu maszynowym. Przygotowywanie danych do procesu uczenia. Wstęp do języka Python.</w:t>
-            </w:r>
-          </w:p>
-        </w:tc>
-        <w:tc>
-          <w:tcPr>
-            <w:tcW w:type="dxa" w:w="4252"/>
-          </w:tcPr>
-          <w:p>
-            <w:pPr>
-              <w:spacing w:before="20" w:after="20"/>
-            </w:pPr>
-            <w:r>
-              <w:rPr>
-                <w:rFonts w:ascii="Aptos" w:hAnsi="Aptos"/>
-                <w:b w:val="0"/>
-                <w:i w:val="0"/>
-                <w:sz w:val="22"/>
-              </w:rPr>
             </w:r>
           </w:p>
         </w:tc>
@@ -2048,7 +2009,7 @@
         </w:tc>
         <w:tc>
           <w:tcPr>
-            <w:tcW w:type="dxa" w:w="4536"/>
+            <w:tcW w:type="dxa" w:w="8788"/>
           </w:tcPr>
           <w:p>
             <w:pPr>
@@ -2062,24 +2023,6 @@
                 <w:sz w:val="22"/>
               </w:rPr>
               <w:t>2.  Wiedza niedoskonała w uczeniu maszynowym. Metody radzenia sobie z niedoskonałością wiedzy. Wnioskowanie bayesowskie. Logika rozmyta.</w:t>
-            </w:r>
-          </w:p>
-        </w:tc>
-        <w:tc>
-          <w:tcPr>
-            <w:tcW w:type="dxa" w:w="4252"/>
-          </w:tcPr>
-          <w:p>
-            <w:pPr>
-              <w:spacing w:before="20" w:after="20"/>
-            </w:pPr>
-            <w:r>
-              <w:rPr>
-                <w:rFonts w:ascii="Aptos" w:hAnsi="Aptos"/>
-                <w:b w:val="0"/>
-                <w:i w:val="0"/>
-                <w:sz w:val="22"/>
-              </w:rPr>
             </w:r>
           </w:p>
         </w:tc>
@@ -2106,7 +2049,7 @@
         </w:tc>
         <w:tc>
           <w:tcPr>
-            <w:tcW w:type="dxa" w:w="4536"/>
+            <w:tcW w:type="dxa" w:w="8788"/>
           </w:tcPr>
           <w:p>
             <w:pPr>
@@ -2120,24 +2063,6 @@
                 <w:sz w:val="22"/>
               </w:rPr>
               <w:t>3. Podstawy biologiczne sztucznych sieci neuronowych. Układ nerwowy zwierząt i człowieka –  podział i funkcje. Odbiór i przetwarzanie bodźców przez mózg. Neuron – budowa, systematyka. Przejawy życiowe neuronów. Pamięć.  Dyskusja możliwości i ograniczeń związanych z odwzorowywaniem układów biologicznych w postaci sztucznych systemów.</w:t>
-            </w:r>
-          </w:p>
-        </w:tc>
-        <w:tc>
-          <w:tcPr>
-            <w:tcW w:type="dxa" w:w="4252"/>
-          </w:tcPr>
-          <w:p>
-            <w:pPr>
-              <w:spacing w:before="20" w:after="20"/>
-            </w:pPr>
-            <w:r>
-              <w:rPr>
-                <w:rFonts w:ascii="Aptos" w:hAnsi="Aptos"/>
-                <w:b w:val="0"/>
-                <w:i w:val="0"/>
-                <w:sz w:val="22"/>
-              </w:rPr>
             </w:r>
           </w:p>
         </w:tc>
@@ -2164,7 +2089,7 @@
         </w:tc>
         <w:tc>
           <w:tcPr>
-            <w:tcW w:type="dxa" w:w="4536"/>
+            <w:tcW w:type="dxa" w:w="8788"/>
           </w:tcPr>
           <w:p>
             <w:pPr>
@@ -2178,24 +2103,6 @@
                 <w:sz w:val="22"/>
               </w:rPr>
               <w:t>4.  Historia i podstawy sieci neuronowych. Podstawowy model komórki nerwowej – perceptron prosty i jego właściwości. Perceptron prosty jako uogólnienie regresji liniowej. Podstawowe metody uczenia perceptronu. Ograniczenia pojedynczego perceptronu. Łączenie perceptronów w większe struktury. Podstawowa klasyfikacja architektur sztucznych sieci neuronowych. Wstępna klasyfikacja zastosowań sieci neuronowych. Cechy sztucznych sieci neuronowych predestynujące je do zastosowań we współczesnym świecie.</w:t>
-            </w:r>
-          </w:p>
-        </w:tc>
-        <w:tc>
-          <w:tcPr>
-            <w:tcW w:type="dxa" w:w="4252"/>
-          </w:tcPr>
-          <w:p>
-            <w:pPr>
-              <w:spacing w:before="20" w:after="20"/>
-            </w:pPr>
-            <w:r>
-              <w:rPr>
-                <w:rFonts w:ascii="Aptos" w:hAnsi="Aptos"/>
-                <w:b w:val="0"/>
-                <w:i w:val="0"/>
-                <w:sz w:val="22"/>
-              </w:rPr>
             </w:r>
           </w:p>
         </w:tc>
@@ -2222,7 +2129,7 @@
         </w:tc>
         <w:tc>
           <w:tcPr>
-            <w:tcW w:type="dxa" w:w="4536"/>
+            <w:tcW w:type="dxa" w:w="8788"/>
           </w:tcPr>
           <w:p>
             <w:pPr>
@@ -2236,24 +2143,6 @@
                 <w:sz w:val="22"/>
               </w:rPr>
               <w:t>5.  Sieci jednokierunkowe jednowarstwowe. Budowa, metody uczenia, zastosowania, ograniczenia. Mapa wag.  Hiperparametry. Metryki. Kodowanie danych.</w:t>
-            </w:r>
-          </w:p>
-        </w:tc>
-        <w:tc>
-          <w:tcPr>
-            <w:tcW w:type="dxa" w:w="4252"/>
-          </w:tcPr>
-          <w:p>
-            <w:pPr>
-              <w:spacing w:before="20" w:after="20"/>
-            </w:pPr>
-            <w:r>
-              <w:rPr>
-                <w:rFonts w:ascii="Aptos" w:hAnsi="Aptos"/>
-                <w:b w:val="0"/>
-                <w:i w:val="0"/>
-                <w:sz w:val="22"/>
-              </w:rPr>
             </w:r>
           </w:p>
         </w:tc>
@@ -2280,7 +2169,7 @@
         </w:tc>
         <w:tc>
           <w:tcPr>
-            <w:tcW w:type="dxa" w:w="4536"/>
+            <w:tcW w:type="dxa" w:w="8788"/>
           </w:tcPr>
           <w:p>
             <w:pPr>
@@ -2294,24 +2183,6 @@
                 <w:sz w:val="22"/>
               </w:rPr>
               <w:t>6. Sieci jednokierunkowe wielowarstwowe. Budowa, metody uczenia, zastosowania, ograniczenia. Więcej o metodach uczenia sieci – metoda propagacji wstecznej, metoda momentum (w tym metoda Nesterova). Omówienie wybranych optymalizatorów (SGD, RMSprop, Adam). Inicjalizacja modelu. Funkcje aktywacji.</w:t>
-            </w:r>
-          </w:p>
-        </w:tc>
-        <w:tc>
-          <w:tcPr>
-            <w:tcW w:type="dxa" w:w="4252"/>
-          </w:tcPr>
-          <w:p>
-            <w:pPr>
-              <w:spacing w:before="20" w:after="20"/>
-            </w:pPr>
-            <w:r>
-              <w:rPr>
-                <w:rFonts w:ascii="Aptos" w:hAnsi="Aptos"/>
-                <w:b w:val="0"/>
-                <w:i w:val="0"/>
-                <w:sz w:val="22"/>
-              </w:rPr>
             </w:r>
           </w:p>
         </w:tc>
@@ -2338,7 +2209,7 @@
         </w:tc>
         <w:tc>
           <w:tcPr>
-            <w:tcW w:type="dxa" w:w="4536"/>
+            <w:tcW w:type="dxa" w:w="8788"/>
           </w:tcPr>
           <w:p>
             <w:pPr>
@@ -2352,24 +2223,6 @@
                 <w:sz w:val="22"/>
               </w:rPr>
               <w:t>7.  Zdolność uogólniania sieci neuronowej. Miary zdolności uogólniania. Twierdzenie Kołmogorowa. Zbiór uczący (treningowy), walidujący i testowy. Przeuczenie i niedouczenie sieci. Metody regularyzacji. Dobór optymalnej architektury sieci. Proces redukcji wymiaru sieci. Warstwy Dropout.</w:t>
-            </w:r>
-          </w:p>
-        </w:tc>
-        <w:tc>
-          <w:tcPr>
-            <w:tcW w:type="dxa" w:w="4252"/>
-          </w:tcPr>
-          <w:p>
-            <w:pPr>
-              <w:spacing w:before="20" w:after="20"/>
-            </w:pPr>
-            <w:r>
-              <w:rPr>
-                <w:rFonts w:ascii="Aptos" w:hAnsi="Aptos"/>
-                <w:b w:val="0"/>
-                <w:i w:val="0"/>
-                <w:sz w:val="22"/>
-              </w:rPr>
             </w:r>
           </w:p>
         </w:tc>
@@ -2396,7 +2249,7 @@
         </w:tc>
         <w:tc>
           <w:tcPr>
-            <w:tcW w:type="dxa" w:w="4536"/>
+            <w:tcW w:type="dxa" w:w="8788"/>
           </w:tcPr>
           <w:p>
             <w:pPr>
@@ -2410,24 +2263,6 @@
                 <w:sz w:val="22"/>
               </w:rPr>
               <w:t>8. Sieci splotowe. Budowa, metody uczenia, zastosowania, ograniczenia. Operacja splotu (konwolucja). Warstwy łączące (pooling). Filtry.  Biblioteka OpenCV. Metody i architektury sieci neuronowych do rozpoznawania obrazów. Sieci typu Lenet, VGGNet. Klasyfikacja wieloetykietowa. Augmentacja danych.</w:t>
-            </w:r>
-          </w:p>
-        </w:tc>
-        <w:tc>
-          <w:tcPr>
-            <w:tcW w:type="dxa" w:w="4252"/>
-          </w:tcPr>
-          <w:p>
-            <w:pPr>
-              <w:spacing w:before="20" w:after="20"/>
-            </w:pPr>
-            <w:r>
-              <w:rPr>
-                <w:rFonts w:ascii="Aptos" w:hAnsi="Aptos"/>
-                <w:b w:val="0"/>
-                <w:i w:val="0"/>
-                <w:sz w:val="22"/>
-              </w:rPr>
             </w:r>
           </w:p>
         </w:tc>
@@ -2454,7 +2289,7 @@
         </w:tc>
         <w:tc>
           <w:tcPr>
-            <w:tcW w:type="dxa" w:w="4536"/>
+            <w:tcW w:type="dxa" w:w="8788"/>
           </w:tcPr>
           <w:p>
             <w:pPr>
@@ -2468,24 +2303,6 @@
                 <w:sz w:val="22"/>
               </w:rPr>
               <w:t>9. Sieci autoasocjacyjne. Transfer learning. Walidacja krzyżowa. Elementy wyjaśnialnej sztucznej inteligencji.</w:t>
-            </w:r>
-          </w:p>
-        </w:tc>
-        <w:tc>
-          <w:tcPr>
-            <w:tcW w:type="dxa" w:w="4252"/>
-          </w:tcPr>
-          <w:p>
-            <w:pPr>
-              <w:spacing w:before="20" w:after="20"/>
-            </w:pPr>
-            <w:r>
-              <w:rPr>
-                <w:rFonts w:ascii="Aptos" w:hAnsi="Aptos"/>
-                <w:b w:val="0"/>
-                <w:i w:val="0"/>
-                <w:sz w:val="22"/>
-              </w:rPr>
             </w:r>
           </w:p>
         </w:tc>
@@ -2512,7 +2329,7 @@
         </w:tc>
         <w:tc>
           <w:tcPr>
-            <w:tcW w:type="dxa" w:w="4536"/>
+            <w:tcW w:type="dxa" w:w="8788"/>
           </w:tcPr>
           <w:p>
             <w:pPr>
@@ -2526,24 +2343,6 @@
                 <w:sz w:val="22"/>
               </w:rPr>
               <w:t>10. Sieci rekurencyjne. Budowa, metody uczenia, zastosowania, ograniczenia. Pamięci asocjacyjne. Komórki LSTM i GRU.</w:t>
-            </w:r>
-          </w:p>
-        </w:tc>
-        <w:tc>
-          <w:tcPr>
-            <w:tcW w:type="dxa" w:w="4252"/>
-          </w:tcPr>
-          <w:p>
-            <w:pPr>
-              <w:spacing w:before="20" w:after="20"/>
-            </w:pPr>
-            <w:r>
-              <w:rPr>
-                <w:rFonts w:ascii="Aptos" w:hAnsi="Aptos"/>
-                <w:b w:val="0"/>
-                <w:i w:val="0"/>
-                <w:sz w:val="22"/>
-              </w:rPr>
             </w:r>
           </w:p>
         </w:tc>
@@ -2570,7 +2369,7 @@
         </w:tc>
         <w:tc>
           <w:tcPr>
-            <w:tcW w:type="dxa" w:w="4536"/>
+            <w:tcW w:type="dxa" w:w="8788"/>
           </w:tcPr>
           <w:p>
             <w:pPr>
@@ -2584,24 +2383,6 @@
                 <w:sz w:val="22"/>
               </w:rPr>
               <w:t>11. Strategie gier dwuosobowych. Algorytm MINIMAX.  Funkcja heurystyczna. Przycinanie alfa-beta. Idea self-play.</w:t>
-            </w:r>
-          </w:p>
-        </w:tc>
-        <w:tc>
-          <w:tcPr>
-            <w:tcW w:type="dxa" w:w="4252"/>
-          </w:tcPr>
-          <w:p>
-            <w:pPr>
-              <w:spacing w:before="20" w:after="20"/>
-            </w:pPr>
-            <w:r>
-              <w:rPr>
-                <w:rFonts w:ascii="Aptos" w:hAnsi="Aptos"/>
-                <w:b w:val="0"/>
-                <w:i w:val="0"/>
-                <w:sz w:val="22"/>
-              </w:rPr>
             </w:r>
           </w:p>
         </w:tc>
@@ -2628,7 +2409,7 @@
         </w:tc>
         <w:tc>
           <w:tcPr>
-            <w:tcW w:type="dxa" w:w="4536"/>
+            <w:tcW w:type="dxa" w:w="8788"/>
           </w:tcPr>
           <w:p>
             <w:pPr>
@@ -2642,24 +2423,6 @@
                 <w:sz w:val="22"/>
               </w:rPr>
               <w:t>12. Automaty komórkowe ze szczególnym uwzględnieniem ich zastosowania w uczeniu maszynowym.</w:t>
-            </w:r>
-          </w:p>
-        </w:tc>
-        <w:tc>
-          <w:tcPr>
-            <w:tcW w:type="dxa" w:w="4252"/>
-          </w:tcPr>
-          <w:p>
-            <w:pPr>
-              <w:spacing w:before="20" w:after="20"/>
-            </w:pPr>
-            <w:r>
-              <w:rPr>
-                <w:rFonts w:ascii="Aptos" w:hAnsi="Aptos"/>
-                <w:b w:val="0"/>
-                <w:i w:val="0"/>
-                <w:sz w:val="22"/>
-              </w:rPr>
             </w:r>
           </w:p>
         </w:tc>
@@ -2686,7 +2449,7 @@
         </w:tc>
         <w:tc>
           <w:tcPr>
-            <w:tcW w:type="dxa" w:w="4536"/>
+            <w:tcW w:type="dxa" w:w="8788"/>
           </w:tcPr>
           <w:p>
             <w:pPr>
@@ -2700,24 +2463,6 @@
                 <w:sz w:val="22"/>
               </w:rPr>
               <w:t>13. Pozostałe metody uczenia maszynowego: k-najbliższych sąsiadów, maszyna wektorów nośnych (SVM), drzewo decyzyjne, las losowy, algorytmy ewolucyjne, liniowe modele mieszane. Metody zespołowe (ensemble).</w:t>
-            </w:r>
-          </w:p>
-        </w:tc>
-        <w:tc>
-          <w:tcPr>
-            <w:tcW w:type="dxa" w:w="4252"/>
-          </w:tcPr>
-          <w:p>
-            <w:pPr>
-              <w:spacing w:before="20" w:after="20"/>
-            </w:pPr>
-            <w:r>
-              <w:rPr>
-                <w:rFonts w:ascii="Aptos" w:hAnsi="Aptos"/>
-                <w:b w:val="0"/>
-                <w:i w:val="0"/>
-                <w:sz w:val="22"/>
-              </w:rPr>
             </w:r>
           </w:p>
         </w:tc>
@@ -2744,7 +2489,7 @@
         </w:tc>
         <w:tc>
           <w:tcPr>
-            <w:tcW w:type="dxa" w:w="4536"/>
+            <w:tcW w:type="dxa" w:w="8788"/>
           </w:tcPr>
           <w:p>
             <w:pPr>
@@ -2758,24 +2503,6 @@
                 <w:sz w:val="22"/>
               </w:rPr>
               <w:t>14. Elementy uczenia nienadzorowanego. Analiza skupień. Algorytm centroidów (k-means). Analiza szeregów czasowych. Algorytm k-shape i DTW (Dynamic Time Warping).</w:t>
-            </w:r>
-          </w:p>
-        </w:tc>
-        <w:tc>
-          <w:tcPr>
-            <w:tcW w:type="dxa" w:w="4252"/>
-          </w:tcPr>
-          <w:p>
-            <w:pPr>
-              <w:spacing w:before="20" w:after="20"/>
-            </w:pPr>
-            <w:r>
-              <w:rPr>
-                <w:rFonts w:ascii="Aptos" w:hAnsi="Aptos"/>
-                <w:b w:val="0"/>
-                <w:i w:val="0"/>
-                <w:sz w:val="22"/>
-              </w:rPr>
             </w:r>
           </w:p>
         </w:tc>
@@ -2802,7 +2529,7 @@
         </w:tc>
         <w:tc>
           <w:tcPr>
-            <w:tcW w:type="dxa" w:w="4536"/>
+            <w:tcW w:type="dxa" w:w="8788"/>
           </w:tcPr>
           <w:p>
             <w:pPr>
@@ -2816,24 +2543,6 @@
                 <w:sz w:val="22"/>
               </w:rPr>
               <w:t>15. Elementy języka Prolog. Zapis predykatów. Wnioskowanie wstecz i w przód.</w:t>
-            </w:r>
-          </w:p>
-        </w:tc>
-        <w:tc>
-          <w:tcPr>
-            <w:tcW w:type="dxa" w:w="4252"/>
-          </w:tcPr>
-          <w:p>
-            <w:pPr>
-              <w:spacing w:before="20" w:after="20"/>
-            </w:pPr>
-            <w:r>
-              <w:rPr>
-                <w:rFonts w:ascii="Aptos" w:hAnsi="Aptos"/>
-                <w:b w:val="0"/>
-                <w:i w:val="0"/>
-                <w:sz w:val="22"/>
-              </w:rPr>
             </w:r>
           </w:p>
         </w:tc>
